--- a/docs/SCRUM_docs/sprint3/Sprint3 Sprint Plan.docx
+++ b/docs/SCRUM_docs/sprint3/Sprint3 Sprint Plan.docx
@@ -1,33 +1,35 @@
 
 <file path=word/document.xml><?xml version="1.0" encoding="utf-8"?>
-<w:document xmlns:w="http://schemas.openxmlformats.org/wordprocessingml/2006/main" xmlns:r="http://schemas.openxmlformats.org/officeDocument/2006/relationships">
+<w:document xmlns:wpc="http://schemas.microsoft.com/office/word/2010/wordprocessingCanvas" xmlns:cx="http://schemas.microsoft.com/office/drawing/2014/chartex" xmlns:cx1="http://schemas.microsoft.com/office/drawing/2015/9/8/chartex" xmlns:cx2="http://schemas.microsoft.com/office/drawing/2015/10/21/chartex" xmlns:cx3="http://schemas.microsoft.com/office/drawing/2016/5/9/chartex" xmlns:cx4="http://schemas.microsoft.com/office/drawing/2016/5/10/chartex" xmlns:cx5="http://schemas.microsoft.com/office/drawing/2016/5/11/chartex" xmlns:cx6="http://schemas.microsoft.com/office/drawing/2016/5/12/chartex" xmlns:cx7="http://schemas.microsoft.com/office/drawing/2016/5/13/chartex" xmlns:cx8="http://schemas.microsoft.com/office/drawing/2016/5/14/chartex" xmlns:mc="http://schemas.openxmlformats.org/markup-compatibility/2006" xmlns:aink="http://schemas.microsoft.com/office/drawing/2016/ink" xmlns:am3d="http://schemas.microsoft.com/office/drawing/2017/model3d" xmlns:o="urn:schemas-microsoft-com:office:office" xmlns:oel="http://schemas.microsoft.com/office/2019/extlst" xmlns:r="http://schemas.openxmlformats.org/officeDocument/2006/relationships" xmlns:m="http://schemas.openxmlformats.org/officeDocument/2006/math" xmlns:v="urn:schemas-microsoft-com:vml" xmlns:wp14="http://schemas.microsoft.com/office/word/2010/wordprocessingDrawing" xmlns:wp="http://schemas.openxmlformats.org/drawingml/2006/wordprocessingDrawing" xmlns:w10="urn:schemas-microsoft-com:office:word" xmlns:w="http://schemas.openxmlformats.org/wordprocessingml/2006/main" xmlns:w14="http://schemas.microsoft.com/office/word/2010/wordml" xmlns:w15="http://schemas.microsoft.com/office/word/2012/wordml" xmlns:w16cex="http://schemas.microsoft.com/office/word/2018/wordml/cex" xmlns:w16cid="http://schemas.microsoft.com/office/word/2016/wordml/cid" xmlns:w16="http://schemas.microsoft.com/office/word/2018/wordml" xmlns:w16du="http://schemas.microsoft.com/office/word/2023/wordml/word16du" xmlns:w16sdtdh="http://schemas.microsoft.com/office/word/2020/wordml/sdtdatahash" xmlns:w16sdtfl="http://schemas.microsoft.com/office/word/2024/wordml/sdtformatlock" xmlns:w16se="http://schemas.microsoft.com/office/word/2015/wordml/symex" xmlns:wpg="http://schemas.microsoft.com/office/word/2010/wordprocessingGroup" xmlns:wpi="http://schemas.microsoft.com/office/word/2010/wordprocessingInk" xmlns:wne="http://schemas.microsoft.com/office/word/2006/wordml" xmlns:wps="http://schemas.microsoft.com/office/word/2010/wordprocessingShape" mc:Ignorable="w14 w15 w16se w16cid w16 w16cex w16sdtdh w16sdtfl w16du wp14">
   <w:body>
     <w:p>
       <w:pPr>
-        <w:pStyle w:val="Title"/>
+        <w:pStyle w:val="a3"/>
         <w:spacing w:after="40"/>
-      </w:pPr>
-      <w:r>
-        <w:rPr>
-          <w:b/>
+        <w:rPr>
+          <w:rFonts w:hint="eastAsia"/>
+        </w:rPr>
+      </w:pPr>
+      <w:r>
+        <w:rPr>
           <w:color w:val="1F4E79"/>
-          <w:sz w:val="44"/>
-        </w:rPr>
-        <w:t xml:space="preserve">Sprint 3 Plan</w:t>
-      </w:r>
-    </w:p>
-    <w:p>
-      <w:pPr>
-        <w:pStyle w:val="Subtitle"/>
+        </w:rPr>
+        <w:t>Sprint 3 Plan</w:t>
+      </w:r>
+    </w:p>
+    <w:p>
+      <w:pPr>
+        <w:pStyle w:val="a4"/>
         <w:spacing w:after="160"/>
-      </w:pPr>
-      <w:r>
-        <w:rPr>
-          <w:i/>
+        <w:rPr>
+          <w:rFonts w:hint="eastAsia"/>
+        </w:rPr>
+      </w:pPr>
+      <w:r>
+        <w:rPr>
           <w:color w:val="666666"/>
-          <w:sz w:val="24"/>
-        </w:rPr>
-        <w:t xml:space="preserve">SlugGym — Visualization</w:t>
+        </w:rPr>
+        <w:t>SlugGym — Visualization</w:t>
       </w:r>
     </w:p>
     <w:p>
@@ -36,291 +38,403 @@
           <w:bottom w:val="single" w:sz="8" w:space="1" w:color="D9EAF7"/>
         </w:pBdr>
         <w:spacing w:after="120"/>
+        <w:rPr>
+          <w:rFonts w:hint="eastAsia"/>
+        </w:rPr>
       </w:pPr>
     </w:p>
     <w:tbl>
       <w:tblPr>
-        <w:tblStyle w:val="TableGrid"/>
+        <w:tblStyle w:val="a5"/>
         <w:tblW w:w="0" w:type="auto"/>
-        <w:tblBorders>
-          <w:top w:val="single" w:sz="4" w:color="D9E2F3"/>
-          <w:left w:val="single" w:sz="4" w:color="D9E2F3"/>
-          <w:bottom w:val="single" w:sz="4" w:color="D9E2F3"/>
-          <w:right w:val="single" w:sz="4" w:color="D9E2F3"/>
-          <w:insideH w:val="single" w:sz="4" w:color="D9E2F3"/>
-          <w:insideV w:val="single" w:sz="4" w:color="D9E2F3"/>
-        </w:tblBorders>
+        <w:tblInd w:w="5" w:type="dxa"/>
+        <w:tblCellMar>
+          <w:top w:w="0" w:type="dxa"/>
+          <w:left w:w="0" w:type="dxa"/>
+          <w:bottom w:w="0" w:type="dxa"/>
+          <w:right w:w="0" w:type="dxa"/>
+        </w:tblCellMar>
+        <w:tblLook w:val="04A0" w:firstRow="1" w:lastRow="0" w:firstColumn="1" w:lastColumn="0" w:noHBand="0" w:noVBand="1"/>
       </w:tblPr>
+      <w:tblGrid>
+        <w:gridCol w:w="2600"/>
+        <w:gridCol w:w="6400"/>
+      </w:tblGrid>
       <w:tr>
+        <w:tblPrEx>
+          <w:tblCellMar>
+            <w:top w:w="0" w:type="dxa"/>
+            <w:left w:w="0" w:type="dxa"/>
+            <w:bottom w:w="0" w:type="dxa"/>
+            <w:right w:w="0" w:type="dxa"/>
+          </w:tblCellMar>
+        </w:tblPrEx>
         <w:tc>
           <w:tcPr>
             <w:tcW w:w="2600" w:type="dxa"/>
-            <w:shd w:fill="D9EAF7"/>
+            <w:shd w:val="clear" w:color="auto" w:fill="D9EAF7"/>
           </w:tcPr>
           <w:p>
             <w:pPr>
               <w:spacing w:after="40"/>
+              <w:rPr>
+                <w:rFonts w:hint="eastAsia"/>
+              </w:rPr>
             </w:pPr>
             <w:r>
               <w:rPr>
                 <w:b/>
               </w:rPr>
-              <w:t xml:space="preserve">Field</w:t>
+              <w:t>Field</w:t>
             </w:r>
           </w:p>
         </w:tc>
         <w:tc>
           <w:tcPr>
             <w:tcW w:w="6400" w:type="dxa"/>
-            <w:shd w:fill="D9EAF7"/>
+            <w:shd w:val="clear" w:color="auto" w:fill="D9EAF7"/>
           </w:tcPr>
           <w:p>
             <w:pPr>
               <w:spacing w:after="40"/>
+              <w:rPr>
+                <w:rFonts w:hint="eastAsia"/>
+              </w:rPr>
             </w:pPr>
             <w:r>
               <w:rPr>
                 <w:b/>
               </w:rPr>
-              <w:t xml:space="preserve">Details</w:t>
+              <w:t>Details</w:t>
             </w:r>
           </w:p>
         </w:tc>
       </w:tr>
       <w:tr>
+        <w:tblPrEx>
+          <w:tblCellMar>
+            <w:top w:w="0" w:type="dxa"/>
+            <w:left w:w="0" w:type="dxa"/>
+            <w:bottom w:w="0" w:type="dxa"/>
+            <w:right w:w="0" w:type="dxa"/>
+          </w:tblCellMar>
+        </w:tblPrEx>
         <w:tc>
           <w:tcPr>
             <w:tcW w:w="2600" w:type="dxa"/>
-            <w:shd w:fill="F8FBFD"/>
+            <w:shd w:val="clear" w:color="auto" w:fill="F8FBFD"/>
           </w:tcPr>
           <w:p>
             <w:pPr>
               <w:spacing w:after="40"/>
+              <w:rPr>
+                <w:rFonts w:hint="eastAsia"/>
+              </w:rPr>
             </w:pPr>
             <w:r>
               <w:rPr>
                 <w:b/>
               </w:rPr>
-              <w:t xml:space="preserve">Document</w:t>
+              <w:t>Document</w:t>
             </w:r>
           </w:p>
         </w:tc>
         <w:tc>
           <w:tcPr>
             <w:tcW w:w="6400" w:type="dxa"/>
-            <w:shd w:fill="FFFFFF"/>
+            <w:shd w:val="clear" w:color="auto" w:fill="FFFFFF"/>
           </w:tcPr>
           <w:p>
             <w:pPr>
               <w:spacing w:after="40"/>
+              <w:rPr>
+                <w:rFonts w:hint="eastAsia"/>
+              </w:rPr>
             </w:pPr>
             <w:r>
-              <w:rPr/>
-              <w:t xml:space="preserve">Sprint 3 Plan</w:t>
+              <w:t>Sprint 3 Plan</w:t>
             </w:r>
           </w:p>
         </w:tc>
       </w:tr>
       <w:tr>
+        <w:tblPrEx>
+          <w:tblCellMar>
+            <w:top w:w="0" w:type="dxa"/>
+            <w:left w:w="0" w:type="dxa"/>
+            <w:bottom w:w="0" w:type="dxa"/>
+            <w:right w:w="0" w:type="dxa"/>
+          </w:tblCellMar>
+        </w:tblPrEx>
         <w:tc>
           <w:tcPr>
             <w:tcW w:w="2600" w:type="dxa"/>
-            <w:shd w:fill="F8FBFD"/>
+            <w:shd w:val="clear" w:color="auto" w:fill="F8FBFD"/>
           </w:tcPr>
           <w:p>
             <w:pPr>
               <w:spacing w:after="40"/>
+              <w:rPr>
+                <w:rFonts w:hint="eastAsia"/>
+              </w:rPr>
             </w:pPr>
             <w:r>
               <w:rPr>
                 <w:b/>
               </w:rPr>
-              <w:t xml:space="preserve">Product / Team</w:t>
+              <w:t>Product / Team</w:t>
             </w:r>
           </w:p>
         </w:tc>
         <w:tc>
           <w:tcPr>
             <w:tcW w:w="6400" w:type="dxa"/>
-            <w:shd w:fill="FFFFFF"/>
+            <w:shd w:val="clear" w:color="auto" w:fill="FFFFFF"/>
           </w:tcPr>
           <w:p>
             <w:pPr>
               <w:spacing w:after="40"/>
+              <w:rPr>
+                <w:rFonts w:hint="eastAsia"/>
+              </w:rPr>
             </w:pPr>
             <w:r>
-              <w:rPr/>
-              <w:t xml:space="preserve">SlugGym / Strong Slugs</w:t>
+              <w:t>SlugGym / Strong Slugs</w:t>
             </w:r>
           </w:p>
         </w:tc>
       </w:tr>
       <w:tr>
+        <w:tblPrEx>
+          <w:tblCellMar>
+            <w:top w:w="0" w:type="dxa"/>
+            <w:left w:w="0" w:type="dxa"/>
+            <w:bottom w:w="0" w:type="dxa"/>
+            <w:right w:w="0" w:type="dxa"/>
+          </w:tblCellMar>
+        </w:tblPrEx>
         <w:tc>
           <w:tcPr>
             <w:tcW w:w="2600" w:type="dxa"/>
-            <w:shd w:fill="F8FBFD"/>
+            <w:shd w:val="clear" w:color="auto" w:fill="F8FBFD"/>
           </w:tcPr>
           <w:p>
             <w:pPr>
               <w:spacing w:after="40"/>
+              <w:rPr>
+                <w:rFonts w:hint="eastAsia"/>
+              </w:rPr>
             </w:pPr>
             <w:r>
               <w:rPr>
                 <w:b/>
               </w:rPr>
-              <w:t xml:space="preserve">Sprint</w:t>
+              <w:t>Sprint</w:t>
             </w:r>
           </w:p>
         </w:tc>
         <w:tc>
           <w:tcPr>
             <w:tcW w:w="6400" w:type="dxa"/>
-            <w:shd w:fill="FFFFFF"/>
+            <w:shd w:val="clear" w:color="auto" w:fill="FFFFFF"/>
           </w:tcPr>
           <w:p>
             <w:pPr>
               <w:spacing w:after="40"/>
+              <w:rPr>
+                <w:rFonts w:hint="eastAsia"/>
+              </w:rPr>
             </w:pPr>
             <w:r>
-              <w:rPr/>
-              <w:t xml:space="preserve">Sprint 3 — Visualization</w:t>
+              <w:t>Sprint 3 — Visualization</w:t>
             </w:r>
           </w:p>
         </w:tc>
       </w:tr>
       <w:tr>
+        <w:tblPrEx>
+          <w:tblCellMar>
+            <w:top w:w="0" w:type="dxa"/>
+            <w:left w:w="0" w:type="dxa"/>
+            <w:bottom w:w="0" w:type="dxa"/>
+            <w:right w:w="0" w:type="dxa"/>
+          </w:tblCellMar>
+        </w:tblPrEx>
         <w:tc>
           <w:tcPr>
             <w:tcW w:w="2600" w:type="dxa"/>
-            <w:shd w:fill="F8FBFD"/>
+            <w:shd w:val="clear" w:color="auto" w:fill="F8FBFD"/>
           </w:tcPr>
           <w:p>
             <w:pPr>
               <w:spacing w:after="40"/>
+              <w:rPr>
+                <w:rFonts w:hint="eastAsia"/>
+              </w:rPr>
             </w:pPr>
             <w:r>
               <w:rPr>
                 <w:b/>
               </w:rPr>
-              <w:t xml:space="preserve">Scrum Master</w:t>
+              <w:t>Scrum Master</w:t>
             </w:r>
           </w:p>
         </w:tc>
         <w:tc>
           <w:tcPr>
             <w:tcW w:w="6400" w:type="dxa"/>
-            <w:shd w:fill="FFFFFF"/>
+            <w:shd w:val="clear" w:color="auto" w:fill="FFFFFF"/>
           </w:tcPr>
           <w:p>
             <w:pPr>
               <w:spacing w:after="40"/>
+              <w:rPr>
+                <w:rFonts w:hint="eastAsia"/>
+              </w:rPr>
             </w:pPr>
             <w:r>
-              <w:rPr/>
-              <w:t xml:space="preserve">Sangwoo</w:t>
+              <w:t>Sangwoo</w:t>
             </w:r>
           </w:p>
         </w:tc>
       </w:tr>
       <w:tr>
+        <w:tblPrEx>
+          <w:tblCellMar>
+            <w:top w:w="0" w:type="dxa"/>
+            <w:left w:w="0" w:type="dxa"/>
+            <w:bottom w:w="0" w:type="dxa"/>
+            <w:right w:w="0" w:type="dxa"/>
+          </w:tblCellMar>
+        </w:tblPrEx>
         <w:tc>
           <w:tcPr>
             <w:tcW w:w="2600" w:type="dxa"/>
-            <w:shd w:fill="F8FBFD"/>
+            <w:shd w:val="clear" w:color="auto" w:fill="F8FBFD"/>
           </w:tcPr>
           <w:p>
             <w:pPr>
               <w:spacing w:after="40"/>
+              <w:rPr>
+                <w:rFonts w:hint="eastAsia"/>
+              </w:rPr>
             </w:pPr>
             <w:r>
               <w:rPr>
                 <w:b/>
               </w:rPr>
-              <w:t xml:space="preserve">Timeline</w:t>
+              <w:t>Timeline</w:t>
             </w:r>
           </w:p>
         </w:tc>
         <w:tc>
           <w:tcPr>
             <w:tcW w:w="6400" w:type="dxa"/>
-            <w:shd w:fill="FFFFFF"/>
+            <w:shd w:val="clear" w:color="auto" w:fill="FFFFFF"/>
           </w:tcPr>
           <w:p>
             <w:pPr>
               <w:spacing w:after="40"/>
+              <w:rPr>
+                <w:rFonts w:hint="eastAsia"/>
+              </w:rPr>
             </w:pPr>
             <w:r>
-              <w:rPr/>
-              <w:t xml:space="preserve">May 8, 2026 — May 20, 2026</w:t>
+              <w:t>May 8, 2026 — May 20, 2026</w:t>
             </w:r>
           </w:p>
         </w:tc>
       </w:tr>
       <w:tr>
+        <w:tblPrEx>
+          <w:tblCellMar>
+            <w:top w:w="0" w:type="dxa"/>
+            <w:left w:w="0" w:type="dxa"/>
+            <w:bottom w:w="0" w:type="dxa"/>
+            <w:right w:w="0" w:type="dxa"/>
+          </w:tblCellMar>
+        </w:tblPrEx>
         <w:tc>
           <w:tcPr>
             <w:tcW w:w="2600" w:type="dxa"/>
-            <w:shd w:fill="F8FBFD"/>
+            <w:shd w:val="clear" w:color="auto" w:fill="F8FBFD"/>
           </w:tcPr>
           <w:p>
             <w:pPr>
               <w:spacing w:after="40"/>
+              <w:rPr>
+                <w:rFonts w:hint="eastAsia"/>
+              </w:rPr>
             </w:pPr>
             <w:r>
               <w:rPr>
                 <w:b/>
               </w:rPr>
-              <w:t xml:space="preserve">Revision</w:t>
+              <w:t>Revision</w:t>
             </w:r>
           </w:p>
         </w:tc>
         <w:tc>
           <w:tcPr>
             <w:tcW w:w="6400" w:type="dxa"/>
-            <w:shd w:fill="FFFFFF"/>
+            <w:shd w:val="clear" w:color="auto" w:fill="FFFFFF"/>
           </w:tcPr>
           <w:p>
             <w:pPr>
               <w:spacing w:after="40"/>
+              <w:rPr>
+                <w:rFonts w:hint="eastAsia"/>
+              </w:rPr>
             </w:pPr>
             <w:r>
-              <w:rPr/>
-              <w:t xml:space="preserve">1.0 · 2026-05-08</w:t>
+              <w:t>1.0 · 2026-05-08</w:t>
             </w:r>
           </w:p>
         </w:tc>
       </w:tr>
       <w:tr>
+        <w:tblPrEx>
+          <w:tblCellMar>
+            <w:top w:w="0" w:type="dxa"/>
+            <w:left w:w="0" w:type="dxa"/>
+            <w:bottom w:w="0" w:type="dxa"/>
+            <w:right w:w="0" w:type="dxa"/>
+          </w:tblCellMar>
+        </w:tblPrEx>
         <w:tc>
           <w:tcPr>
             <w:tcW w:w="2600" w:type="dxa"/>
-            <w:shd w:fill="F8FBFD"/>
+            <w:shd w:val="clear" w:color="auto" w:fill="F8FBFD"/>
           </w:tcPr>
           <w:p>
             <w:pPr>
               <w:spacing w:after="40"/>
+              <w:rPr>
+                <w:rFonts w:hint="eastAsia"/>
+              </w:rPr>
             </w:pPr>
             <w:r>
               <w:rPr>
                 <w:b/>
               </w:rPr>
-              <w:t xml:space="preserve">Linear</w:t>
+              <w:t>Linear</w:t>
             </w:r>
           </w:p>
         </w:tc>
         <w:tc>
           <w:tcPr>
             <w:tcW w:w="6400" w:type="dxa"/>
-            <w:shd w:fill="FFFFFF"/>
+            <w:shd w:val="clear" w:color="auto" w:fill="FFFFFF"/>
           </w:tcPr>
           <w:p>
             <w:pPr>
               <w:spacing w:after="40"/>
+              <w:rPr>
+                <w:rFonts w:hint="eastAsia"/>
+              </w:rPr>
             </w:pPr>
             <w:r>
-              <w:rPr/>
-              <w:t xml:space="preserve">Milestone: Sprint 3: Visualization · Cycle: Sprint 3</w:t>
+              <w:t>Milestone: Sprint 3: Visualization · Cycle: Sprint 3</w:t>
             </w:r>
           </w:p>
         </w:tc>
@@ -328,157 +442,417 @@
     </w:tbl>
     <w:p>
       <w:pPr>
-        <w:spacing w:after="80"/>
-      </w:pPr>
-      <w:r>
-        <w:rPr/>
-        <w:t xml:space="preserve"/>
-      </w:r>
-    </w:p>
-    <w:p>
-      <w:pPr>
-        <w:pStyle w:val="Heading1"/>
+        <w:rPr>
+          <w:rFonts w:hint="eastAsia"/>
+        </w:rPr>
+      </w:pPr>
+    </w:p>
+    <w:p>
+      <w:pPr>
+        <w:pStyle w:val="1"/>
         <w:spacing w:before="260" w:after="100"/>
+        <w:rPr>
+          <w:rFonts w:hint="eastAsia"/>
+        </w:rPr>
+      </w:pPr>
+      <w:r>
+        <w:rPr>
+          <w:color w:val="1F4E79"/>
+        </w:rPr>
+        <w:t>1. Sprint Goal</w:t>
+      </w:r>
+    </w:p>
+    <w:p>
+      <w:pPr>
+        <w:rPr>
+          <w:rFonts w:hint="eastAsia"/>
+        </w:rPr>
+      </w:pPr>
+      <w:r>
+        <w:t>Deliver the visualization layer of SlugGym. By the end of Sprint 3, users should be able to understand current gym congestion, review past workout history, and—if capacity allows—view weekly congestion patterns to identify quieter time slots.</w:t>
+      </w:r>
+    </w:p>
+    <w:p>
+      <w:pPr>
+        <w:numPr>
+          <w:ilvl w:val="0"/>
+          <w:numId w:val="1"/>
+        </w:numPr>
+        <w:spacing w:after="40"/>
+        <w:rPr>
+          <w:rFonts w:hint="eastAsia"/>
+        </w:rPr>
+      </w:pPr>
+      <w:r>
+        <w:t>Current-state visibility: show a visual equipment availability map with clear status colors.</w:t>
+      </w:r>
+    </w:p>
+    <w:p>
+      <w:pPr>
+        <w:numPr>
+          <w:ilvl w:val="0"/>
+          <w:numId w:val="1"/>
+        </w:numPr>
+        <w:spacing w:after="40"/>
+        <w:rPr>
+          <w:rFonts w:hint="eastAsia"/>
+        </w:rPr>
+      </w:pPr>
+      <w:r>
+        <w:t>Workout review: let users inspect past workout history and detail views safely.</w:t>
+      </w:r>
+    </w:p>
+    <w:p>
+      <w:pPr>
+        <w:numPr>
+          <w:ilvl w:val="0"/>
+          <w:numId w:val="1"/>
+        </w:numPr>
+        <w:spacing w:after="40"/>
+        <w:rPr>
+          <w:rFonts w:hint="eastAsia"/>
+        </w:rPr>
+      </w:pPr>
+      <w:r>
+        <w:t>Historical insight: provide a weekly congestion heatmap when the data source is reliable enough.</w:t>
+      </w:r>
+    </w:p>
+    <w:p>
+      <w:pPr>
+        <w:numPr>
+          <w:ilvl w:val="0"/>
+          <w:numId w:val="1"/>
+        </w:numPr>
+        <w:spacing w:after="40"/>
+        <w:rPr>
+          <w:rFonts w:hint="eastAsia"/>
+        </w:rPr>
+      </w:pPr>
+      <w:r>
+        <w:t>Foundation: build on Sprint 2's workout logging and realtime equipment availability infrastructure.</w:t>
+      </w:r>
+    </w:p>
+    <w:p>
+      <w:pPr>
+        <w:pStyle w:val="1"/>
+        <w:spacing w:before="260" w:after="100"/>
+        <w:rPr>
+          <w:rFonts w:hint="eastAsia"/>
+        </w:rPr>
+      </w:pPr>
+      <w:r>
+        <w:rPr>
+          <w:color w:val="1F4E79"/>
+        </w:rPr>
+        <w:t>2. Planned User Stories</w:t>
+      </w:r>
+    </w:p>
+    <w:p>
+      <w:pPr>
+        <w:pStyle w:val="3"/>
+        <w:spacing w:before="180" w:after="60"/>
+        <w:rPr>
+          <w:rFonts w:hint="eastAsia"/>
+        </w:rPr>
+      </w:pPr>
+      <w:r>
+        <w:rPr>
+          <w:color w:val="2F5597"/>
+        </w:rPr>
+        <w:t>US-3.1 — Equipment Availability Map (8 pts)</w:t>
+      </w:r>
+    </w:p>
+    <w:p>
+      <w:pPr>
+        <w:spacing w:after="60"/>
+        <w:rPr>
+          <w:rFonts w:hint="eastAsia"/>
+        </w:rPr>
+      </w:pPr>
+      <w:r>
+        <w:rPr>
+          <w:i/>
+          <w:color w:val="666666"/>
+        </w:rPr>
+        <w:t>Linear: SLU-128 · Priority: High</w:t>
+      </w:r>
+    </w:p>
+    <w:p>
+      <w:pPr>
+        <w:spacing w:after="20"/>
+        <w:rPr>
+          <w:rFonts w:hint="eastAsia"/>
+        </w:rPr>
       </w:pPr>
       <w:r>
         <w:rPr>
           <w:b/>
           <w:color w:val="1F4E79"/>
         </w:rPr>
-        <w:t xml:space="preserve">1. Sprint Goal</w:t>
-      </w:r>
-    </w:p>
-    <w:p>
-      <w:pPr>
-        <w:spacing w:after="80"/>
-      </w:pPr>
-      <w:r>
-        <w:rPr/>
-        <w:t xml:space="preserve">Deliver the visualization layer of SlugGym. By the end of Sprint 3, users should be able to understand current gym congestion, review past workout history, and—if capacity allows—view weekly congestion patterns to identify quieter time slots.</w:t>
-      </w:r>
-    </w:p>
-    <w:p>
-      <w:pPr>
-        <w:numPr>
-          <w:ilvl w:val="0"/>
-          <w:numId w:val="1"/>
-        </w:numPr>
-        <w:spacing w:after="40"/>
-      </w:pPr>
-      <w:r>
-        <w:rPr/>
-        <w:t xml:space="preserve">Current-state visibility: show a visual equipment availability map with clear status colors.</w:t>
-      </w:r>
-    </w:p>
-    <w:p>
-      <w:pPr>
-        <w:numPr>
-          <w:ilvl w:val="0"/>
-          <w:numId w:val="1"/>
-        </w:numPr>
-        <w:spacing w:after="40"/>
-      </w:pPr>
-      <w:r>
-        <w:rPr/>
-        <w:t xml:space="preserve">Workout review: let users inspect past workout history and detail views safely.</w:t>
-      </w:r>
-    </w:p>
-    <w:p>
-      <w:pPr>
-        <w:numPr>
-          <w:ilvl w:val="0"/>
-          <w:numId w:val="1"/>
-        </w:numPr>
-        <w:spacing w:after="40"/>
-      </w:pPr>
-      <w:r>
-        <w:rPr/>
-        <w:t xml:space="preserve">Historical insight: provide a weekly congestion heatmap when the data source is reliable enough.</w:t>
-      </w:r>
-    </w:p>
-    <w:p>
-      <w:pPr>
-        <w:numPr>
-          <w:ilvl w:val="0"/>
-          <w:numId w:val="1"/>
-        </w:numPr>
-        <w:spacing w:after="40"/>
-      </w:pPr>
-      <w:r>
-        <w:rPr/>
-        <w:t xml:space="preserve">Foundation: build on Sprint 2's workout logging and realtime equipment availability infrastructure.</w:t>
-      </w:r>
-    </w:p>
-    <w:p>
-      <w:pPr>
-        <w:pStyle w:val="Heading1"/>
-        <w:spacing w:before="260" w:after="100"/>
+        <w:t>User Story</w:t>
+      </w:r>
+    </w:p>
+    <w:p>
+      <w:pPr>
+        <w:ind w:left="720"/>
+        <w:rPr>
+          <w:rFonts w:hint="eastAsia"/>
+        </w:rPr>
+      </w:pPr>
+      <w:r>
+        <w:t>As a gym-goer, I want to see a visual map of equipment availability, color-coded by status, so that I can understand gym congestion at a glance.</w:t>
+      </w:r>
+    </w:p>
+    <w:p>
+      <w:pPr>
+        <w:spacing w:after="20"/>
+        <w:rPr>
+          <w:rFonts w:hint="eastAsia"/>
+        </w:rPr>
       </w:pPr>
       <w:r>
         <w:rPr>
           <w:b/>
           <w:color w:val="1F4E79"/>
         </w:rPr>
-        <w:t xml:space="preserve">2. Planned User Stories</w:t>
-      </w:r>
-    </w:p>
-    <w:p>
-      <w:pPr>
-        <w:pStyle w:val="Heading3"/>
+        <w:t>Planned Tasks</w:t>
+      </w:r>
+    </w:p>
+    <w:p>
+      <w:pPr>
+        <w:numPr>
+          <w:ilvl w:val="0"/>
+          <w:numId w:val="1"/>
+        </w:numPr>
+        <w:spacing w:after="30"/>
+        <w:rPr>
+          <w:rFonts w:hint="eastAsia"/>
+        </w:rPr>
+      </w:pPr>
+      <w:r>
+        <w:t>SLU-131 — Define equipment map layout data contract · Owner: Joon / DA · 2h</w:t>
+      </w:r>
+    </w:p>
+    <w:p>
+      <w:pPr>
+        <w:numPr>
+          <w:ilvl w:val="0"/>
+          <w:numId w:val="1"/>
+        </w:numPr>
+        <w:spacing w:after="30"/>
+        <w:rPr>
+          <w:rFonts w:hint="eastAsia"/>
+        </w:rPr>
+      </w:pPr>
+      <w:r>
+        <w:t>SLU-141 — Wire availability map data to occupancy/equipment state · Owner: Jeongmin / JL · 4h</w:t>
+      </w:r>
+    </w:p>
+    <w:p>
+      <w:pPr>
+        <w:numPr>
+          <w:ilvl w:val="0"/>
+          <w:numId w:val="1"/>
+        </w:numPr>
+        <w:spacing w:after="30"/>
+        <w:rPr>
+          <w:rFonts w:hint="eastAsia"/>
+        </w:rPr>
+      </w:pPr>
+      <w:r>
+        <w:t>SLU-132 — Build equipment availability map UI · Owner: Sangwoo · 6h</w:t>
+      </w:r>
+    </w:p>
+    <w:p>
+      <w:pPr>
+        <w:numPr>
+          <w:ilvl w:val="0"/>
+          <w:numId w:val="1"/>
+        </w:numPr>
+        <w:spacing w:after="30"/>
+        <w:rPr>
+          <w:rFonts w:hint="eastAsia"/>
+        </w:rPr>
+      </w:pPr>
+      <w:r>
+        <w:t>SLU-133 — Add map loading, empty, and error states · Owner: Sangwoo · 2h</w:t>
+      </w:r>
+    </w:p>
+    <w:p>
+      <w:pPr>
+        <w:numPr>
+          <w:ilvl w:val="0"/>
+          <w:numId w:val="1"/>
+        </w:numPr>
+        <w:spacing w:after="30"/>
+        <w:rPr>
+          <w:rFonts w:hint="eastAsia"/>
+        </w:rPr>
+      </w:pPr>
+      <w:r>
+        <w:t>SLU-142 — Test equipment map status rendering · Owner: Jeongmin / JL · 3h</w:t>
+      </w:r>
+    </w:p>
+    <w:p>
+      <w:pPr>
+        <w:numPr>
+          <w:ilvl w:val="0"/>
+          <w:numId w:val="1"/>
+        </w:numPr>
+        <w:spacing w:after="30"/>
+        <w:rPr>
+          <w:rFonts w:hint="eastAsia"/>
+        </w:rPr>
+      </w:pPr>
+      <w:r>
+        <w:t>Estimated total: 17h</w:t>
+      </w:r>
+    </w:p>
+    <w:p>
+      <w:pPr>
+        <w:spacing w:after="20"/>
+        <w:rPr>
+          <w:rFonts w:hint="eastAsia"/>
+        </w:rPr>
+      </w:pPr>
+      <w:r>
+        <w:rPr>
+          <w:b/>
+          <w:color w:val="1F4E79"/>
+        </w:rPr>
+        <w:t>Acceptance Criteria</w:t>
+      </w:r>
+    </w:p>
+    <w:p>
+      <w:pPr>
+        <w:numPr>
+          <w:ilvl w:val="0"/>
+          <w:numId w:val="1"/>
+        </w:numPr>
+        <w:spacing w:after="30"/>
+        <w:rPr>
+          <w:rFonts w:hint="eastAsia"/>
+        </w:rPr>
+      </w:pPr>
+      <w:r>
+        <w:lastRenderedPageBreak/>
+        <w:t>Equipment is grouped visually by zone/layout.</w:t>
+      </w:r>
+    </w:p>
+    <w:p>
+      <w:pPr>
+        <w:numPr>
+          <w:ilvl w:val="0"/>
+          <w:numId w:val="1"/>
+        </w:numPr>
+        <w:spacing w:after="30"/>
+        <w:rPr>
+          <w:rFonts w:hint="eastAsia"/>
+        </w:rPr>
+      </w:pPr>
+      <w:r>
+        <w:t>Free, occupied, and unknown states are represented clearly with a legend.</w:t>
+      </w:r>
+    </w:p>
+    <w:p>
+      <w:pPr>
+        <w:numPr>
+          <w:ilvl w:val="0"/>
+          <w:numId w:val="1"/>
+        </w:numPr>
+        <w:spacing w:after="30"/>
+        <w:rPr>
+          <w:rFonts w:hint="eastAsia"/>
+        </w:rPr>
+      </w:pPr>
+      <w:r>
+        <w:t>UI handles loading, empty, and error states.</w:t>
+      </w:r>
+    </w:p>
+    <w:p>
+      <w:pPr>
+        <w:numPr>
+          <w:ilvl w:val="0"/>
+          <w:numId w:val="1"/>
+        </w:numPr>
+        <w:spacing w:after="30"/>
+        <w:rPr>
+          <w:rFonts w:hint="eastAsia"/>
+        </w:rPr>
+      </w:pPr>
+      <w:r>
+        <w:t>Tests cover core status rendering and fallback states.</w:t>
+      </w:r>
+    </w:p>
+    <w:p>
+      <w:pPr>
+        <w:pStyle w:val="3"/>
         <w:spacing w:before="180" w:after="60"/>
-      </w:pPr>
-      <w:r>
-        <w:rPr>
-          <w:b/>
+        <w:rPr>
+          <w:rFonts w:hint="eastAsia"/>
+        </w:rPr>
+      </w:pPr>
+      <w:r>
+        <w:rPr>
           <w:color w:val="2F5597"/>
         </w:rPr>
-        <w:t xml:space="preserve">US-3.1 — Equipment Availability Map (8 pts)</w:t>
+        <w:t>US-3.2 — Past Workout History (3 pts)</w:t>
       </w:r>
     </w:p>
     <w:p>
       <w:pPr>
         <w:spacing w:after="60"/>
+        <w:rPr>
+          <w:rFonts w:hint="eastAsia"/>
+        </w:rPr>
       </w:pPr>
       <w:r>
         <w:rPr>
           <w:i/>
           <w:color w:val="666666"/>
         </w:rPr>
-        <w:t xml:space="preserve">Linear: SLU-128 · Priority: High</w:t>
+        <w:t>Linear: SLU-129 · Priority: High</w:t>
       </w:r>
     </w:p>
     <w:p>
       <w:pPr>
         <w:spacing w:after="20"/>
+        <w:rPr>
+          <w:rFonts w:hint="eastAsia"/>
+        </w:rPr>
       </w:pPr>
       <w:r>
         <w:rPr>
           <w:b/>
           <w:color w:val="1F4E79"/>
         </w:rPr>
-        <w:t xml:space="preserve">User Story</w:t>
+        <w:t>User Story</w:t>
       </w:r>
     </w:p>
     <w:p>
       <w:pPr>
         <w:ind w:left="720"/>
-        <w:spacing w:after="80"/>
-      </w:pPr>
-      <w:r>
-        <w:rPr/>
-        <w:t xml:space="preserve">As a gym-goer, I want to see a visual map of equipment availability, color-coded by status, so that I can understand gym congestion at a glance.</w:t>
+        <w:rPr>
+          <w:rFonts w:hint="eastAsia"/>
+        </w:rPr>
+      </w:pPr>
+      <w:r>
+        <w:t>As a gym-goer, I want to view my past workout logs so that I can track my consistency over time.</w:t>
       </w:r>
     </w:p>
     <w:p>
       <w:pPr>
         <w:spacing w:after="20"/>
+        <w:rPr>
+          <w:rFonts w:hint="eastAsia"/>
+        </w:rPr>
       </w:pPr>
       <w:r>
         <w:rPr>
           <w:b/>
           <w:color w:val="1F4E79"/>
         </w:rPr>
-        <w:t xml:space="preserve">Planned Tasks</w:t>
+        <w:t>Planned Tasks</w:t>
       </w:r>
     </w:p>
     <w:p>
@@ -488,10 +862,12 @@
           <w:numId w:val="1"/>
         </w:numPr>
         <w:spacing w:after="30"/>
-      </w:pPr>
-      <w:r>
-        <w:rPr/>
-        <w:t xml:space="preserve">SLU-131 — Define equipment map layout data contract · Owner: Joon / DA · 2h</w:t>
+        <w:rPr>
+          <w:rFonts w:hint="eastAsia"/>
+        </w:rPr>
+      </w:pPr>
+      <w:r>
+        <w:t>SLU-134 — Audit existing session history against US-3.2 · Owner: Sangwoo · 1h</w:t>
       </w:r>
     </w:p>
     <w:p>
@@ -501,10 +877,12 @@
           <w:numId w:val="1"/>
         </w:numPr>
         <w:spacing w:after="30"/>
-      </w:pPr>
-      <w:r>
-        <w:rPr/>
-        <w:t xml:space="preserve">SLU-141 — Wire availability map data to occupancy/equipment state · Owner: Jeongmin / JL · 4h</w:t>
+        <w:rPr>
+          <w:rFonts w:hint="eastAsia"/>
+        </w:rPr>
+      </w:pPr>
+      <w:r>
+        <w:t>SLU-135 — Add workout history detail view · Owner: Sangwoo · 4h</w:t>
       </w:r>
     </w:p>
     <w:p>
@@ -514,10 +892,12 @@
           <w:numId w:val="1"/>
         </w:numPr>
         <w:spacing w:after="30"/>
-      </w:pPr>
-      <w:r>
-        <w:rPr/>
-        <w:t xml:space="preserve">SLU-132 — Build equipment availability map UI · Owner: Sangwoo · 6h</w:t>
+        <w:rPr>
+          <w:rFonts w:hint="eastAsia"/>
+        </w:rPr>
+      </w:pPr>
+      <w:r>
+        <w:t>SLU-136 — Verify history detail data contract · Owner: Heidi / HE · 2h</w:t>
       </w:r>
     </w:p>
     <w:p>
@@ -527,10 +907,12 @@
           <w:numId w:val="1"/>
         </w:numPr>
         <w:spacing w:after="30"/>
-      </w:pPr>
-      <w:r>
-        <w:rPr/>
-        <w:t xml:space="preserve">SLU-133 — Add map loading, empty, and error states · Owner: Sangwoo · 2h</w:t>
+        <w:rPr>
+          <w:rFonts w:hint="eastAsia"/>
+        </w:rPr>
+      </w:pPr>
+      <w:r>
+        <w:t>SLU-137 — Add tests for history and detail states · Owner: Sangwoo · 2h</w:t>
       </w:r>
     </w:p>
     <w:p>
@@ -540,35 +922,27 @@
           <w:numId w:val="1"/>
         </w:numPr>
         <w:spacing w:after="30"/>
-      </w:pPr>
-      <w:r>
-        <w:rPr/>
-        <w:t xml:space="preserve">SLU-142 — Test equipment map status rendering · Owner: Jeongmin / JL · 3h</w:t>
-      </w:r>
-    </w:p>
-    <w:p>
-      <w:pPr>
-        <w:numPr>
-          <w:ilvl w:val="0"/>
-          <w:numId w:val="1"/>
-        </w:numPr>
-        <w:spacing w:after="30"/>
-      </w:pPr>
-      <w:r>
-        <w:rPr/>
-        <w:t xml:space="preserve">Estimated total: 17h</w:t>
+        <w:rPr>
+          <w:rFonts w:hint="eastAsia"/>
+        </w:rPr>
+      </w:pPr>
+      <w:r>
+        <w:t>Estimated total: 9h</w:t>
       </w:r>
     </w:p>
     <w:p>
       <w:pPr>
         <w:spacing w:after="20"/>
+        <w:rPr>
+          <w:rFonts w:hint="eastAsia"/>
+        </w:rPr>
       </w:pPr>
       <w:r>
         <w:rPr>
           <w:b/>
           <w:color w:val="1F4E79"/>
         </w:rPr>
-        <w:t xml:space="preserve">Acceptance Criteria</w:t>
+        <w:t>Acceptance Criteria</w:t>
       </w:r>
     </w:p>
     <w:p>
@@ -578,10 +952,12 @@
           <w:numId w:val="1"/>
         </w:numPr>
         <w:spacing w:after="30"/>
-      </w:pPr>
-      <w:r>
-        <w:rPr/>
-        <w:t xml:space="preserve">Equipment is grouped visually by zone/layout.</w:t>
+        <w:rPr>
+          <w:rFonts w:hint="eastAsia"/>
+        </w:rPr>
+      </w:pPr>
+      <w:r>
+        <w:t>Existing SLU-89 history work is reviewed and not duplicated.</w:t>
       </w:r>
     </w:p>
     <w:p>
@@ -591,10 +967,12 @@
           <w:numId w:val="1"/>
         </w:numPr>
         <w:spacing w:after="30"/>
-      </w:pPr>
-      <w:r>
-        <w:rPr/>
-        <w:t xml:space="preserve">Free, occupied, and unknown states are represented clearly with a legend.</w:t>
+        <w:rPr>
+          <w:rFonts w:hint="eastAsia"/>
+        </w:rPr>
+      </w:pPr>
+      <w:r>
+        <w:t>Users can open completed workouts and see detail data when available.</w:t>
       </w:r>
     </w:p>
     <w:p>
@@ -604,10 +982,12 @@
           <w:numId w:val="1"/>
         </w:numPr>
         <w:spacing w:after="30"/>
-      </w:pPr>
-      <w:r>
-        <w:rPr/>
-        <w:t xml:space="preserve">UI handles loading, empty, and error states.</w:t>
+        <w:rPr>
+          <w:rFonts w:hint="eastAsia"/>
+        </w:rPr>
+      </w:pPr>
+      <w:r>
+        <w:t>Missing detail data has a safe fallback.</w:t>
       </w:r>
     </w:p>
     <w:p>
@@ -617,69 +997,83 @@
           <w:numId w:val="1"/>
         </w:numPr>
         <w:spacing w:after="30"/>
-      </w:pPr>
-      <w:r>
-        <w:rPr/>
-        <w:t xml:space="preserve">Tests cover core status rendering and fallback states.</w:t>
-      </w:r>
-    </w:p>
-    <w:p>
-      <w:pPr>
-        <w:pStyle w:val="Heading3"/>
+        <w:rPr>
+          <w:rFonts w:hint="eastAsia"/>
+        </w:rPr>
+      </w:pPr>
+      <w:r>
+        <w:t>Tests cover loading, empty, error, and normal rendering states.</w:t>
+      </w:r>
+    </w:p>
+    <w:p>
+      <w:pPr>
+        <w:pStyle w:val="3"/>
         <w:spacing w:before="180" w:after="60"/>
-      </w:pPr>
-      <w:r>
-        <w:rPr>
-          <w:b/>
+        <w:rPr>
+          <w:rFonts w:hint="eastAsia"/>
+        </w:rPr>
+      </w:pPr>
+      <w:r>
+        <w:rPr>
           <w:color w:val="2F5597"/>
         </w:rPr>
-        <w:t xml:space="preserve">US-3.2 — Past Workout History (3 pts)</w:t>
+        <w:t>US-3.3 — Weekly Congestion Heatmap (5 pts)</w:t>
       </w:r>
     </w:p>
     <w:p>
       <w:pPr>
         <w:spacing w:after="60"/>
+        <w:rPr>
+          <w:rFonts w:hint="eastAsia"/>
+        </w:rPr>
       </w:pPr>
       <w:r>
         <w:rPr>
           <w:i/>
           <w:color w:val="666666"/>
         </w:rPr>
-        <w:t xml:space="preserve">Linear: SLU-129 · Priority: High</w:t>
+        <w:t>Linear: SLU-130 · Priority: Medium</w:t>
       </w:r>
     </w:p>
     <w:p>
       <w:pPr>
         <w:spacing w:after="20"/>
+        <w:rPr>
+          <w:rFonts w:hint="eastAsia"/>
+        </w:rPr>
       </w:pPr>
       <w:r>
         <w:rPr>
           <w:b/>
           <w:color w:val="1F4E79"/>
         </w:rPr>
-        <w:t xml:space="preserve">User Story</w:t>
+        <w:t>User Story</w:t>
       </w:r>
     </w:p>
     <w:p>
       <w:pPr>
         <w:ind w:left="720"/>
-        <w:spacing w:after="80"/>
-      </w:pPr>
-      <w:r>
-        <w:rPr/>
-        <w:t xml:space="preserve">As a gym-goer, I want to view my past workout logs so that I can track my consistency over time.</w:t>
+        <w:rPr>
+          <w:rFonts w:hint="eastAsia"/>
+        </w:rPr>
+      </w:pPr>
+      <w:r>
+        <w:t>As a gym-goer, I want to see a weekly congestion heatmap for each equipment type so that I can identify historically quieter time slots.</w:t>
       </w:r>
     </w:p>
     <w:p>
       <w:pPr>
         <w:spacing w:after="20"/>
+        <w:rPr>
+          <w:rFonts w:hint="eastAsia"/>
+        </w:rPr>
       </w:pPr>
       <w:r>
         <w:rPr>
           <w:b/>
           <w:color w:val="1F4E79"/>
         </w:rPr>
-        <w:t xml:space="preserve">Planned Tasks</w:t>
+        <w:t>Planned Tasks</w:t>
       </w:r>
     </w:p>
     <w:p>
@@ -689,10 +1083,12 @@
           <w:numId w:val="1"/>
         </w:numPr>
         <w:spacing w:after="30"/>
-      </w:pPr>
-      <w:r>
-        <w:rPr/>
-        <w:t xml:space="preserve">SLU-134 — Audit existing session history against US-3.2 · Owner: Sangwoo · 1h</w:t>
+        <w:rPr>
+          <w:rFonts w:hint="eastAsia"/>
+        </w:rPr>
+      </w:pPr>
+      <w:r>
+        <w:t>SLU-138 — Define weekly congestion heatmap data source · Owner: Heidi / HE · 2h</w:t>
       </w:r>
     </w:p>
     <w:p>
@@ -702,10 +1098,12 @@
           <w:numId w:val="1"/>
         </w:numPr>
         <w:spacing w:after="30"/>
-      </w:pPr>
-      <w:r>
-        <w:rPr/>
-        <w:t xml:space="preserve">SLU-135 — Add workout history detail view · Owner: Sangwoo · 4h</w:t>
+        <w:rPr>
+          <w:rFonts w:hint="eastAsia"/>
+        </w:rPr>
+      </w:pPr>
+      <w:r>
+        <w:t>SLU-143 — Implement weekly congestion aggregation helper · Owner: Jeongmin / JL · 4h</w:t>
       </w:r>
     </w:p>
     <w:p>
@@ -715,10 +1113,12 @@
           <w:numId w:val="1"/>
         </w:numPr>
         <w:spacing w:after="30"/>
-      </w:pPr>
-      <w:r>
-        <w:rPr/>
-        <w:t xml:space="preserve">SLU-136 — Verify history detail data contract · Owner: Heidi / HE · 2h</w:t>
+        <w:rPr>
+          <w:rFonts w:hint="eastAsia"/>
+        </w:rPr>
+      </w:pPr>
+      <w:r>
+        <w:t>SLU-139 — Build weekly congestion heatmap UI · Owner: Sangwoo · 5h</w:t>
       </w:r>
     </w:p>
     <w:p>
@@ -728,10 +1128,12 @@
           <w:numId w:val="1"/>
         </w:numPr>
         <w:spacing w:after="30"/>
-      </w:pPr>
-      <w:r>
-        <w:rPr/>
-        <w:t xml:space="preserve">SLU-137 — Add tests for history and detail states · Owner: Sangwoo · 2h</w:t>
+        <w:rPr>
+          <w:rFonts w:hint="eastAsia"/>
+        </w:rPr>
+      </w:pPr>
+      <w:r>
+        <w:t>SLU-140 — Add no-data fallback for heatmap · Owner: Sangwoo · 1.5h</w:t>
       </w:r>
     </w:p>
     <w:p>
@@ -741,22 +1143,42 @@
           <w:numId w:val="1"/>
         </w:numPr>
         <w:spacing w:after="30"/>
-      </w:pPr>
-      <w:r>
-        <w:rPr/>
-        <w:t xml:space="preserve">Estimated total: 9h</w:t>
+        <w:rPr>
+          <w:rFonts w:hint="eastAsia"/>
+        </w:rPr>
+      </w:pPr>
+      <w:r>
+        <w:t>SLU-144 — Test heatmap aggregation and rendering · Owner: Jeongmin / JL · 2.5h</w:t>
+      </w:r>
+    </w:p>
+    <w:p>
+      <w:pPr>
+        <w:numPr>
+          <w:ilvl w:val="0"/>
+          <w:numId w:val="1"/>
+        </w:numPr>
+        <w:spacing w:after="30"/>
+        <w:rPr>
+          <w:rFonts w:hint="eastAsia"/>
+        </w:rPr>
+      </w:pPr>
+      <w:r>
+        <w:t>Estimated total: 15h</w:t>
       </w:r>
     </w:p>
     <w:p>
       <w:pPr>
         <w:spacing w:after="20"/>
+        <w:rPr>
+          <w:rFonts w:hint="eastAsia"/>
+        </w:rPr>
       </w:pPr>
       <w:r>
         <w:rPr>
           <w:b/>
           <w:color w:val="1F4E79"/>
         </w:rPr>
-        <w:t xml:space="preserve">Acceptance Criteria</w:t>
+        <w:t>Acceptance Criteria</w:t>
       </w:r>
     </w:p>
     <w:p>
@@ -766,10 +1188,12 @@
           <w:numId w:val="1"/>
         </w:numPr>
         <w:spacing w:after="30"/>
-      </w:pPr>
-      <w:r>
-        <w:rPr/>
-        <w:t xml:space="preserve">Existing SLU-89 history work is reviewed and not duplicated.</w:t>
+        <w:rPr>
+          <w:rFonts w:hint="eastAsia"/>
+        </w:rPr>
+      </w:pPr>
+      <w:r>
+        <w:t>Team agrees on data source before implementation.</w:t>
       </w:r>
     </w:p>
     <w:p>
@@ -779,10 +1203,12 @@
           <w:numId w:val="1"/>
         </w:numPr>
         <w:spacing w:after="30"/>
-      </w:pPr>
-      <w:r>
-        <w:rPr/>
-        <w:t xml:space="preserve">Users can open completed workouts and see detail data when available.</w:t>
+        <w:rPr>
+          <w:rFonts w:hint="eastAsia"/>
+        </w:rPr>
+      </w:pPr>
+      <w:r>
+        <w:t>Congestion data is grouped into day/hour buckets.</w:t>
       </w:r>
     </w:p>
     <w:p>
@@ -792,10 +1218,12 @@
           <w:numId w:val="1"/>
         </w:numPr>
         <w:spacing w:after="30"/>
-      </w:pPr>
-      <w:r>
-        <w:rPr/>
-        <w:t xml:space="preserve">Missing detail data has a safe fallback.</w:t>
+        <w:rPr>
+          <w:rFonts w:hint="eastAsia"/>
+        </w:rPr>
+      </w:pPr>
+      <w:r>
+        <w:t>Heatmap has a clear legend and no-data fallback.</w:t>
       </w:r>
     </w:p>
     <w:p>
@@ -805,497 +1233,385 @@
           <w:numId w:val="1"/>
         </w:numPr>
         <w:spacing w:after="30"/>
-      </w:pPr>
-      <w:r>
-        <w:rPr/>
-        <w:t xml:space="preserve">Tests cover loading, empty, error, and normal rendering states.</w:t>
-      </w:r>
-    </w:p>
-    <w:p>
-      <w:pPr>
-        <w:pStyle w:val="Heading3"/>
-        <w:spacing w:before="180" w:after="60"/>
-      </w:pPr>
-      <w:r>
-        <w:rPr>
-          <w:b/>
-          <w:color w:val="2F5597"/>
-        </w:rPr>
-        <w:t xml:space="preserve">US-3.3 — Weekly Congestion Heatmap (5 pts)</w:t>
-      </w:r>
-    </w:p>
-    <w:p>
-      <w:pPr>
-        <w:spacing w:after="60"/>
-      </w:pPr>
-      <w:r>
-        <w:rPr>
-          <w:i/>
-          <w:color w:val="666666"/>
-        </w:rPr>
-        <w:t xml:space="preserve">Linear: SLU-130 · Priority: Medium</w:t>
-      </w:r>
-    </w:p>
-    <w:p>
-      <w:pPr>
-        <w:spacing w:after="20"/>
-      </w:pPr>
-      <w:r>
-        <w:rPr>
-          <w:b/>
+        <w:rPr>
+          <w:rFonts w:hint="eastAsia"/>
+        </w:rPr>
+      </w:pPr>
+      <w:r>
+        <w:lastRenderedPageBreak/>
+        <w:t>Feature avoids misleading recommendations if data is sparse.</w:t>
+      </w:r>
+    </w:p>
+    <w:p>
+      <w:pPr>
+        <w:numPr>
+          <w:ilvl w:val="0"/>
+          <w:numId w:val="1"/>
+        </w:numPr>
+        <w:spacing w:after="30"/>
+        <w:rPr>
+          <w:rFonts w:hint="eastAsia"/>
+        </w:rPr>
+      </w:pPr>
+      <w:r>
+        <w:t>If capacity is limited, this story can be reduced or moved to backlog.</w:t>
+      </w:r>
+    </w:p>
+    <w:p>
+      <w:pPr>
+        <w:pStyle w:val="1"/>
+        <w:spacing w:before="260" w:after="100"/>
+        <w:rPr>
+          <w:rFonts w:hint="eastAsia"/>
+        </w:rPr>
+      </w:pPr>
+      <w:r>
+        <w:rPr>
           <w:color w:val="1F4E79"/>
         </w:rPr>
-        <w:t xml:space="preserve">User Story</w:t>
-      </w:r>
-    </w:p>
-    <w:p>
-      <w:pPr>
-        <w:ind w:left="720"/>
-        <w:spacing w:after="80"/>
-      </w:pPr>
-      <w:r>
-        <w:rPr/>
-        <w:t xml:space="preserve">As a gym-goer, I want to see a weekly congestion heatmap for each equipment type so that I can identify historically quieter time slots.</w:t>
-      </w:r>
-    </w:p>
-    <w:p>
-      <w:pPr>
-        <w:spacing w:after="20"/>
-      </w:pPr>
-      <w:r>
-        <w:rPr>
-          <w:b/>
-          <w:color w:val="1F4E79"/>
-        </w:rPr>
-        <w:t xml:space="preserve">Planned Tasks</w:t>
-      </w:r>
-    </w:p>
-    <w:p>
-      <w:pPr>
-        <w:numPr>
-          <w:ilvl w:val="0"/>
-          <w:numId w:val="1"/>
-        </w:numPr>
-        <w:spacing w:after="30"/>
-      </w:pPr>
-      <w:r>
-        <w:rPr/>
-        <w:t xml:space="preserve">SLU-138 — Define weekly congestion heatmap data source · Owner: Heidi / HE · 2h</w:t>
-      </w:r>
-    </w:p>
-    <w:p>
-      <w:pPr>
-        <w:numPr>
-          <w:ilvl w:val="0"/>
-          <w:numId w:val="1"/>
-        </w:numPr>
-        <w:spacing w:after="30"/>
-      </w:pPr>
-      <w:r>
-        <w:rPr/>
-        <w:t xml:space="preserve">SLU-143 — Implement weekly congestion aggregation helper · Owner: Jeongmin / JL · 4h</w:t>
-      </w:r>
-    </w:p>
-    <w:p>
-      <w:pPr>
-        <w:numPr>
-          <w:ilvl w:val="0"/>
-          <w:numId w:val="1"/>
-        </w:numPr>
-        <w:spacing w:after="30"/>
-      </w:pPr>
-      <w:r>
-        <w:rPr/>
-        <w:t xml:space="preserve">SLU-139 — Build weekly congestion heatmap UI · Owner: Sangwoo · 5h</w:t>
-      </w:r>
-    </w:p>
-    <w:p>
-      <w:pPr>
-        <w:numPr>
-          <w:ilvl w:val="0"/>
-          <w:numId w:val="1"/>
-        </w:numPr>
-        <w:spacing w:after="30"/>
-      </w:pPr>
-      <w:r>
-        <w:rPr/>
-        <w:t xml:space="preserve">SLU-140 — Add no-data fallback for heatmap · Owner: Sangwoo · 1.5h</w:t>
-      </w:r>
-    </w:p>
-    <w:p>
-      <w:pPr>
-        <w:numPr>
-          <w:ilvl w:val="0"/>
-          <w:numId w:val="1"/>
-        </w:numPr>
-        <w:spacing w:after="30"/>
-      </w:pPr>
-      <w:r>
-        <w:rPr/>
-        <w:t xml:space="preserve">SLU-144 — Test heatmap aggregation and rendering · Owner: Jeongmin / JL · 2.5h</w:t>
-      </w:r>
-    </w:p>
-    <w:p>
-      <w:pPr>
-        <w:numPr>
-          <w:ilvl w:val="0"/>
-          <w:numId w:val="1"/>
-        </w:numPr>
-        <w:spacing w:after="30"/>
-      </w:pPr>
-      <w:r>
-        <w:rPr/>
-        <w:t xml:space="preserve">Estimated total: 15h</w:t>
-      </w:r>
-    </w:p>
-    <w:p>
-      <w:pPr>
-        <w:spacing w:after="20"/>
-      </w:pPr>
-      <w:r>
-        <w:rPr>
-          <w:b/>
-          <w:color w:val="1F4E79"/>
-        </w:rPr>
-        <w:t xml:space="preserve">Acceptance Criteria</w:t>
-      </w:r>
-    </w:p>
-    <w:p>
-      <w:pPr>
-        <w:numPr>
-          <w:ilvl w:val="0"/>
-          <w:numId w:val="1"/>
-        </w:numPr>
-        <w:spacing w:after="30"/>
-      </w:pPr>
-      <w:r>
-        <w:rPr/>
-        <w:t xml:space="preserve">Team agrees on data source before implementation.</w:t>
-      </w:r>
-    </w:p>
-    <w:p>
-      <w:pPr>
-        <w:numPr>
-          <w:ilvl w:val="0"/>
-          <w:numId w:val="1"/>
-        </w:numPr>
-        <w:spacing w:after="30"/>
-      </w:pPr>
-      <w:r>
-        <w:rPr/>
-        <w:t xml:space="preserve">Congestion data is grouped into day/hour buckets.</w:t>
-      </w:r>
-    </w:p>
-    <w:p>
-      <w:pPr>
-        <w:numPr>
-          <w:ilvl w:val="0"/>
-          <w:numId w:val="1"/>
-        </w:numPr>
-        <w:spacing w:after="30"/>
-      </w:pPr>
-      <w:r>
-        <w:rPr/>
-        <w:t xml:space="preserve">Heatmap has a clear legend and no-data fallback.</w:t>
-      </w:r>
-    </w:p>
-    <w:p>
-      <w:pPr>
-        <w:numPr>
-          <w:ilvl w:val="0"/>
-          <w:numId w:val="1"/>
-        </w:numPr>
-        <w:spacing w:after="30"/>
-      </w:pPr>
-      <w:r>
-        <w:rPr/>
-        <w:t xml:space="preserve">Feature avoids misleading recommendations if data is sparse.</w:t>
-      </w:r>
-    </w:p>
-    <w:p>
-      <w:pPr>
-        <w:numPr>
-          <w:ilvl w:val="0"/>
-          <w:numId w:val="1"/>
-        </w:numPr>
-        <w:spacing w:after="30"/>
-      </w:pPr>
-      <w:r>
-        <w:rPr/>
-        <w:t xml:space="preserve">If capacity is limited, this story can be reduced or moved to backlog.</w:t>
-      </w:r>
-    </w:p>
-    <w:p>
-      <w:pPr>
-        <w:pStyle w:val="Heading1"/>
-        <w:spacing w:before="260" w:after="100"/>
-      </w:pPr>
-      <w:r>
-        <w:rPr>
-          <w:b/>
-          <w:color w:val="1F4E79"/>
-        </w:rPr>
-        <w:t xml:space="preserve">3. Team Focus</w:t>
+        <w:t>3. Team Focus</w:t>
       </w:r>
     </w:p>
     <w:tbl>
       <w:tblPr>
-        <w:tblStyle w:val="TableGrid"/>
+        <w:tblStyle w:val="a5"/>
         <w:tblW w:w="0" w:type="auto"/>
-        <w:tblBorders>
-          <w:top w:val="single" w:sz="4" w:color="D9E2F3"/>
-          <w:left w:val="single" w:sz="4" w:color="D9E2F3"/>
-          <w:bottom w:val="single" w:sz="4" w:color="D9E2F3"/>
-          <w:right w:val="single" w:sz="4" w:color="D9E2F3"/>
-          <w:insideH w:val="single" w:sz="4" w:color="D9E2F3"/>
-          <w:insideV w:val="single" w:sz="4" w:color="D9E2F3"/>
-        </w:tblBorders>
+        <w:tblInd w:w="5" w:type="dxa"/>
+        <w:tblCellMar>
+          <w:top w:w="0" w:type="dxa"/>
+          <w:left w:w="0" w:type="dxa"/>
+          <w:bottom w:w="0" w:type="dxa"/>
+          <w:right w:w="0" w:type="dxa"/>
+        </w:tblCellMar>
+        <w:tblLook w:val="04A0" w:firstRow="1" w:lastRow="0" w:firstColumn="1" w:lastColumn="0" w:noHBand="0" w:noVBand="1"/>
       </w:tblPr>
+      <w:tblGrid>
+        <w:gridCol w:w="1700"/>
+        <w:gridCol w:w="4500"/>
+        <w:gridCol w:w="2800"/>
+      </w:tblGrid>
       <w:tr>
+        <w:tblPrEx>
+          <w:tblCellMar>
+            <w:top w:w="0" w:type="dxa"/>
+            <w:left w:w="0" w:type="dxa"/>
+            <w:bottom w:w="0" w:type="dxa"/>
+            <w:right w:w="0" w:type="dxa"/>
+          </w:tblCellMar>
+        </w:tblPrEx>
         <w:tc>
           <w:tcPr>
             <w:tcW w:w="1700" w:type="dxa"/>
-            <w:shd w:fill="D9EAF7"/>
+            <w:shd w:val="clear" w:color="auto" w:fill="D9EAF7"/>
           </w:tcPr>
           <w:p>
             <w:pPr>
               <w:spacing w:after="40"/>
+              <w:rPr>
+                <w:rFonts w:hint="eastAsia"/>
+              </w:rPr>
             </w:pPr>
             <w:r>
               <w:rPr>
                 <w:b/>
               </w:rPr>
-              <w:t xml:space="preserve">Member</w:t>
+              <w:t>Member</w:t>
             </w:r>
           </w:p>
         </w:tc>
         <w:tc>
           <w:tcPr>
             <w:tcW w:w="4500" w:type="dxa"/>
-            <w:shd w:fill="D9EAF7"/>
+            <w:shd w:val="clear" w:color="auto" w:fill="D9EAF7"/>
           </w:tcPr>
           <w:p>
             <w:pPr>
               <w:spacing w:after="40"/>
+              <w:rPr>
+                <w:rFonts w:hint="eastAsia"/>
+              </w:rPr>
             </w:pPr>
             <w:r>
               <w:rPr>
                 <w:b/>
               </w:rPr>
-              <w:t xml:space="preserve">Sprint 3 Focus</w:t>
+              <w:t>Sprint 3 Focus</w:t>
             </w:r>
           </w:p>
         </w:tc>
         <w:tc>
           <w:tcPr>
             <w:tcW w:w="2800" w:type="dxa"/>
-            <w:shd w:fill="D9EAF7"/>
+            <w:shd w:val="clear" w:color="auto" w:fill="D9EAF7"/>
           </w:tcPr>
           <w:p>
             <w:pPr>
               <w:spacing w:after="40"/>
+              <w:rPr>
+                <w:rFonts w:hint="eastAsia"/>
+              </w:rPr>
             </w:pPr>
             <w:r>
               <w:rPr>
                 <w:b/>
               </w:rPr>
-              <w:t xml:space="preserve">Initial Tasks</w:t>
+              <w:t>Initial Tasks</w:t>
             </w:r>
           </w:p>
         </w:tc>
       </w:tr>
       <w:tr>
+        <w:tblPrEx>
+          <w:tblCellMar>
+            <w:top w:w="0" w:type="dxa"/>
+            <w:left w:w="0" w:type="dxa"/>
+            <w:bottom w:w="0" w:type="dxa"/>
+            <w:right w:w="0" w:type="dxa"/>
+          </w:tblCellMar>
+        </w:tblPrEx>
         <w:tc>
           <w:tcPr>
             <w:tcW w:w="1700" w:type="dxa"/>
-            <w:shd w:fill="F8FBFD"/>
+            <w:shd w:val="clear" w:color="auto" w:fill="F8FBFD"/>
           </w:tcPr>
           <w:p>
             <w:pPr>
               <w:spacing w:after="40"/>
+              <w:rPr>
+                <w:rFonts w:hint="eastAsia"/>
+              </w:rPr>
             </w:pPr>
             <w:r>
               <w:rPr>
                 <w:b/>
               </w:rPr>
-              <w:t xml:space="preserve">Joon / DA</w:t>
+              <w:t>Joon / DA</w:t>
             </w:r>
           </w:p>
         </w:tc>
         <w:tc>
           <w:tcPr>
             <w:tcW w:w="4500" w:type="dxa"/>
-            <w:shd w:fill="FFFFFF"/>
+            <w:shd w:val="clear" w:color="auto" w:fill="FFFFFF"/>
           </w:tcPr>
           <w:p>
             <w:pPr>
               <w:spacing w:after="40"/>
+              <w:rPr>
+                <w:rFonts w:hint="eastAsia"/>
+              </w:rPr>
             </w:pPr>
             <w:r>
-              <w:rPr/>
-              <w:t xml:space="preserve">PO / full-stack; map data contract and parent issue tracking</w:t>
+              <w:t>PO / full-stack; map data contract and parent issue tracking</w:t>
             </w:r>
           </w:p>
         </w:tc>
         <w:tc>
           <w:tcPr>
             <w:tcW w:w="2800" w:type="dxa"/>
-            <w:shd w:fill="FFFFFF"/>
+            <w:shd w:val="clear" w:color="auto" w:fill="FFFFFF"/>
           </w:tcPr>
           <w:p>
             <w:pPr>
               <w:spacing w:after="40"/>
+              <w:rPr>
+                <w:rFonts w:hint="eastAsia"/>
+              </w:rPr>
             </w:pPr>
             <w:r>
-              <w:rPr/>
-              <w:t xml:space="preserve">SLU-131, parent US tracking</w:t>
+              <w:t>SLU-131, parent US tracking</w:t>
             </w:r>
           </w:p>
         </w:tc>
       </w:tr>
       <w:tr>
+        <w:tblPrEx>
+          <w:tblCellMar>
+            <w:top w:w="0" w:type="dxa"/>
+            <w:left w:w="0" w:type="dxa"/>
+            <w:bottom w:w="0" w:type="dxa"/>
+            <w:right w:w="0" w:type="dxa"/>
+          </w:tblCellMar>
+        </w:tblPrEx>
         <w:tc>
           <w:tcPr>
             <w:tcW w:w="1700" w:type="dxa"/>
-            <w:shd w:fill="F8FBFD"/>
+            <w:shd w:val="clear" w:color="auto" w:fill="F8FBFD"/>
           </w:tcPr>
           <w:p>
             <w:pPr>
               <w:spacing w:after="40"/>
+              <w:rPr>
+                <w:rFonts w:hint="eastAsia"/>
+              </w:rPr>
             </w:pPr>
             <w:r>
               <w:rPr>
                 <w:b/>
               </w:rPr>
-              <w:t xml:space="preserve">Sangwoo</w:t>
+              <w:t>Sangwoo</w:t>
             </w:r>
           </w:p>
         </w:tc>
         <w:tc>
           <w:tcPr>
             <w:tcW w:w="4500" w:type="dxa"/>
-            <w:shd w:fill="FFFFFF"/>
+            <w:shd w:val="clear" w:color="auto" w:fill="FFFFFF"/>
           </w:tcPr>
           <w:p>
             <w:pPr>
               <w:spacing w:after="40"/>
+              <w:rPr>
+                <w:rFonts w:hint="eastAsia"/>
+              </w:rPr>
             </w:pPr>
             <w:r>
-              <w:rPr/>
-              <w:t xml:space="preserve">Frontend; map UI, history detail UI, heatmap UI, FE tests</w:t>
+              <w:t>Frontend; map UI, history detail UI, heatmap UI, FE tests</w:t>
             </w:r>
           </w:p>
         </w:tc>
         <w:tc>
           <w:tcPr>
             <w:tcW w:w="2800" w:type="dxa"/>
-            <w:shd w:fill="FFFFFF"/>
+            <w:shd w:val="clear" w:color="auto" w:fill="FFFFFF"/>
           </w:tcPr>
           <w:p>
             <w:pPr>
               <w:spacing w:after="40"/>
+              <w:rPr>
+                <w:rFonts w:hint="eastAsia"/>
+              </w:rPr>
             </w:pPr>
             <w:r>
-              <w:rPr/>
-              <w:t xml:space="preserve">SLU-132, SLU-133, SLU-134, SLU-135, SLU-137, SLU-139, SLU-140</w:t>
+              <w:t>SLU-132, SLU-133, SLU-134, SLU-135, SLU-137, SLU-139, SLU-140</w:t>
             </w:r>
           </w:p>
         </w:tc>
       </w:tr>
       <w:tr>
+        <w:tblPrEx>
+          <w:tblCellMar>
+            <w:top w:w="0" w:type="dxa"/>
+            <w:left w:w="0" w:type="dxa"/>
+            <w:bottom w:w="0" w:type="dxa"/>
+            <w:right w:w="0" w:type="dxa"/>
+          </w:tblCellMar>
+        </w:tblPrEx>
         <w:tc>
           <w:tcPr>
             <w:tcW w:w="1700" w:type="dxa"/>
-            <w:shd w:fill="F8FBFD"/>
+            <w:shd w:val="clear" w:color="auto" w:fill="F8FBFD"/>
           </w:tcPr>
           <w:p>
             <w:pPr>
               <w:spacing w:after="40"/>
+              <w:rPr>
+                <w:rFonts w:hint="eastAsia"/>
+              </w:rPr>
             </w:pPr>
             <w:r>
               <w:rPr>
                 <w:b/>
               </w:rPr>
-              <w:t xml:space="preserve">Jeongmin / JL</w:t>
+              <w:t>Jeongmin / JL</w:t>
             </w:r>
           </w:p>
         </w:tc>
         <w:tc>
           <w:tcPr>
             <w:tcW w:w="4500" w:type="dxa"/>
-            <w:shd w:fill="FFFFFF"/>
+            <w:shd w:val="clear" w:color="auto" w:fill="FFFFFF"/>
           </w:tcPr>
           <w:p>
             <w:pPr>
               <w:spacing w:after="40"/>
+              <w:rPr>
+                <w:rFonts w:hint="eastAsia"/>
+              </w:rPr>
             </w:pPr>
             <w:r>
-              <w:rPr/>
-              <w:t xml:space="preserve">Backend + scrum support; data wiring, aggregation helpers, visualization tests</w:t>
+              <w:t>Backend + scrum support; data wiring, aggregation helpers, visualization tests</w:t>
             </w:r>
           </w:p>
         </w:tc>
         <w:tc>
           <w:tcPr>
             <w:tcW w:w="2800" w:type="dxa"/>
-            <w:shd w:fill="FFFFFF"/>
+            <w:shd w:val="clear" w:color="auto" w:fill="FFFFFF"/>
           </w:tcPr>
           <w:p>
             <w:pPr>
               <w:spacing w:after="40"/>
+              <w:rPr>
+                <w:rFonts w:hint="eastAsia"/>
+              </w:rPr>
             </w:pPr>
             <w:r>
-              <w:rPr/>
-              <w:t xml:space="preserve">SLU-141, SLU-142, SLU-143, SLU-144</w:t>
+              <w:t>SLU-141, SLU-142, SLU-143, SLU-144</w:t>
             </w:r>
           </w:p>
         </w:tc>
       </w:tr>
       <w:tr>
+        <w:tblPrEx>
+          <w:tblCellMar>
+            <w:top w:w="0" w:type="dxa"/>
+            <w:left w:w="0" w:type="dxa"/>
+            <w:bottom w:w="0" w:type="dxa"/>
+            <w:right w:w="0" w:type="dxa"/>
+          </w:tblCellMar>
+        </w:tblPrEx>
         <w:tc>
           <w:tcPr>
             <w:tcW w:w="1700" w:type="dxa"/>
-            <w:shd w:fill="F8FBFD"/>
+            <w:shd w:val="clear" w:color="auto" w:fill="F8FBFD"/>
           </w:tcPr>
           <w:p>
             <w:pPr>
               <w:spacing w:after="40"/>
+              <w:rPr>
+                <w:rFonts w:hint="eastAsia"/>
+              </w:rPr>
             </w:pPr>
             <w:r>
               <w:rPr>
                 <w:b/>
               </w:rPr>
-              <w:t xml:space="preserve">Heidi / HE</w:t>
+              <w:t>Heidi / HE</w:t>
             </w:r>
           </w:p>
         </w:tc>
         <w:tc>
           <w:tcPr>
             <w:tcW w:w="4500" w:type="dxa"/>
-            <w:shd w:fill="FFFFFF"/>
+            <w:shd w:val="clear" w:color="auto" w:fill="FFFFFF"/>
           </w:tcPr>
           <w:p>
             <w:pPr>
               <w:spacing w:after="40"/>
+              <w:rPr>
+                <w:rFonts w:hint="eastAsia"/>
+              </w:rPr>
             </w:pPr>
             <w:r>
-              <w:rPr/>
-              <w:t xml:space="preserve">Backend / Supabase; history data contract and heatmap data source</w:t>
+              <w:t>Backend / Supabase; history data contract and heatmap data source</w:t>
             </w:r>
           </w:p>
         </w:tc>
         <w:tc>
           <w:tcPr>
             <w:tcW w:w="2800" w:type="dxa"/>
-            <w:shd w:fill="FFFFFF"/>
+            <w:shd w:val="clear" w:color="auto" w:fill="FFFFFF"/>
           </w:tcPr>
           <w:p>
             <w:pPr>
               <w:spacing w:after="40"/>
+              <w:rPr>
+                <w:rFonts w:hint="eastAsia"/>
+              </w:rPr>
             </w:pPr>
             <w:r>
-              <w:rPr/>
-              <w:t xml:space="preserve">SLU-136, SLU-138</w:t>
+              <w:t>SLU-136, SLU-138</w:t>
             </w:r>
           </w:p>
         </w:tc>
@@ -1303,24 +1619,24 @@
     </w:tbl>
     <w:p>
       <w:pPr>
-        <w:spacing w:after="80"/>
-      </w:pPr>
-      <w:r>
-        <w:rPr/>
-        <w:t xml:space="preserve"/>
-      </w:r>
-    </w:p>
-    <w:p>
-      <w:pPr>
-        <w:pStyle w:val="Heading1"/>
+        <w:rPr>
+          <w:rFonts w:hint="eastAsia"/>
+        </w:rPr>
+      </w:pPr>
+    </w:p>
+    <w:p>
+      <w:pPr>
+        <w:pStyle w:val="1"/>
         <w:spacing w:before="260" w:after="100"/>
-      </w:pPr>
-      <w:r>
-        <w:rPr>
-          <w:b/>
+        <w:rPr>
+          <w:rFonts w:hint="eastAsia"/>
+        </w:rPr>
+      </w:pPr>
+      <w:r>
+        <w:rPr>
           <w:color w:val="1F4E79"/>
         </w:rPr>
-        <w:t xml:space="preserve">4. Scrum Cadence</w:t>
+        <w:t>4. Scrum Cadence</w:t>
       </w:r>
     </w:p>
     <w:p>
@@ -1330,10 +1646,12 @@
           <w:numId w:val="1"/>
         </w:numPr>
         <w:spacing w:after="40"/>
-      </w:pPr>
-      <w:r>
-        <w:rPr/>
-        <w:t xml:space="preserve">Tuesday — Scrum #1: TA visit / sprint checkpoint.</w:t>
+        <w:rPr>
+          <w:rFonts w:hint="eastAsia"/>
+        </w:rPr>
+      </w:pPr>
+      <w:r>
+        <w:t>Tuesday — Scrum #1: TA visit / sprint checkpoint.</w:t>
       </w:r>
     </w:p>
     <w:p>
@@ -1343,10 +1661,12 @@
           <w:numId w:val="1"/>
         </w:numPr>
         <w:spacing w:after="40"/>
-      </w:pPr>
-      <w:r>
-        <w:rPr/>
-        <w:t xml:space="preserve">Thursday — Scrum #2: mid-sprint implementation sync.</w:t>
+        <w:rPr>
+          <w:rFonts w:hint="eastAsia"/>
+        </w:rPr>
+      </w:pPr>
+      <w:r>
+        <w:t>Thursday — Scrum #2: mid-sprint implementation sync.</w:t>
       </w:r>
     </w:p>
     <w:p>
@@ -1356,10 +1676,12 @@
           <w:numId w:val="1"/>
         </w:numPr>
         <w:spacing w:after="40"/>
-      </w:pPr>
-      <w:r>
-        <w:rPr/>
-        <w:t xml:space="preserve">Saturday — Scrum #3: end-of-week review, blockers, and PR status.</w:t>
+        <w:rPr>
+          <w:rFonts w:hint="eastAsia"/>
+        </w:rPr>
+      </w:pPr>
+      <w:r>
+        <w:t>Saturday — Scrum #3: end-of-week review, blockers, and PR status.</w:t>
       </w:r>
     </w:p>
     <w:p>
@@ -1369,32 +1691,37 @@
           <w:numId w:val="1"/>
         </w:numPr>
         <w:spacing w:after="40"/>
-      </w:pPr>
-      <w:r>
-        <w:rPr/>
-        <w:t xml:space="preserve">TA visits happen every Tuesday during scrum; all team members should attend.</w:t>
-      </w:r>
-    </w:p>
-    <w:p>
-      <w:pPr>
-        <w:pStyle w:val="Heading1"/>
+        <w:rPr>
+          <w:rFonts w:hint="eastAsia"/>
+        </w:rPr>
+      </w:pPr>
+      <w:r>
+        <w:t>TA visits happen every Tuesday during scrum; all team members should attend.</w:t>
+      </w:r>
+    </w:p>
+    <w:p>
+      <w:pPr>
+        <w:pStyle w:val="1"/>
         <w:spacing w:before="260" w:after="100"/>
-      </w:pPr>
-      <w:r>
-        <w:rPr>
-          <w:b/>
+        <w:rPr>
+          <w:rFonts w:hint="eastAsia"/>
+        </w:rPr>
+      </w:pPr>
+      <w:r>
+        <w:rPr>
           <w:color w:val="1F4E79"/>
         </w:rPr>
-        <w:t xml:space="preserve">5. Board &amp; Tracking</w:t>
-      </w:r>
-    </w:p>
-    <w:p>
-      <w:pPr>
-        <w:spacing w:after="80"/>
-      </w:pPr>
-      <w:r>
-        <w:rPr/>
-        <w:t xml:space="preserve">Linear and the physical scrum board should use the same flow: User Stories → Not Started → In Progress → In Review → Completed.</w:t>
+        <w:t>5. Board &amp; Tracking</w:t>
+      </w:r>
+    </w:p>
+    <w:p>
+      <w:pPr>
+        <w:rPr>
+          <w:rFonts w:hint="eastAsia"/>
+        </w:rPr>
+      </w:pPr>
+      <w:r>
+        <w:t>Linear and the physical scrum board should use the same flow: User Stories → Not Started → In Progress → In Review → Completed.</w:t>
       </w:r>
     </w:p>
     <w:p>
@@ -1404,10 +1731,12 @@
           <w:numId w:val="1"/>
         </w:numPr>
         <w:spacing w:after="40"/>
-      </w:pPr>
-      <w:r>
-        <w:rPr/>
-        <w:t xml:space="preserve">Burnup chart label: Sprint 3 - SlugGym.</w:t>
+        <w:rPr>
+          <w:rFonts w:hint="eastAsia"/>
+        </w:rPr>
+      </w:pPr>
+      <w:r>
+        <w:t>Burnup chart label: Sprint 3 - SlugGym.</w:t>
       </w:r>
     </w:p>
     <w:p>
@@ -1417,10 +1746,30 @@
           <w:numId w:val="1"/>
         </w:numPr>
         <w:spacing w:after="40"/>
-      </w:pPr>
-      <w:r>
-        <w:rPr/>
-        <w:t xml:space="preserve">Y-axis: story points completed.</w:t>
+        <w:rPr>
+          <w:rFonts w:hint="eastAsia"/>
+        </w:rPr>
+      </w:pPr>
+      <w:r>
+        <w:t>Y-axis:</w:t>
+      </w:r>
+      <w:r>
+        <w:t xml:space="preserve"> </w:t>
+      </w:r>
+      <w:r>
+        <w:t>number of completed tasks (tracked by</w:t>
+      </w:r>
+      <w:r>
+        <w:rPr>
+          <w:rFonts w:hint="eastAsia"/>
+        </w:rPr>
+        <w:t xml:space="preserve"> Linear)</w:t>
+      </w:r>
+      <w:r>
+        <w:rPr>
+          <w:rFonts w:hint="eastAsia"/>
+        </w:rPr>
+        <w:t>.</w:t>
       </w:r>
     </w:p>
     <w:p>
@@ -1430,10 +1779,12 @@
           <w:numId w:val="1"/>
         </w:numPr>
         <w:spacing w:after="40"/>
-      </w:pPr>
-      <w:r>
-        <w:rPr/>
-        <w:t xml:space="preserve">Target: 16 story points by May 20.</w:t>
+        <w:rPr>
+          <w:rFonts w:hint="eastAsia"/>
+        </w:rPr>
+      </w:pPr>
+      <w:r>
+        <w:t>Target: 16 story points by May 20.</w:t>
       </w:r>
     </w:p>
     <w:p>
@@ -1443,23 +1794,27 @@
           <w:numId w:val="1"/>
         </w:numPr>
         <w:spacing w:after="40"/>
-      </w:pPr>
-      <w:r>
-        <w:rPr/>
-        <w:t xml:space="preserve">Update Linear at every scrum meeting.</w:t>
-      </w:r>
-    </w:p>
-    <w:p>
-      <w:pPr>
-        <w:pStyle w:val="Heading1"/>
+        <w:rPr>
+          <w:rFonts w:hint="eastAsia"/>
+        </w:rPr>
+      </w:pPr>
+      <w:r>
+        <w:t>Update Linear at every scrum meeting.</w:t>
+      </w:r>
+    </w:p>
+    <w:p>
+      <w:pPr>
+        <w:pStyle w:val="1"/>
         <w:spacing w:before="260" w:after="100"/>
-      </w:pPr>
-      <w:r>
-        <w:rPr>
-          <w:b/>
+        <w:rPr>
+          <w:rFonts w:hint="eastAsia"/>
+        </w:rPr>
+      </w:pPr>
+      <w:r>
+        <w:rPr>
           <w:color w:val="1F4E79"/>
         </w:rPr>
-        <w:t xml:space="preserve">6. Collaboration Tools</w:t>
+        <w:t>6. Collaboration Tools</w:t>
       </w:r>
     </w:p>
     <w:p>
@@ -1469,10 +1824,12 @@
           <w:numId w:val="1"/>
         </w:numPr>
         <w:spacing w:after="40"/>
-      </w:pPr>
-      <w:r>
-        <w:rPr/>
-        <w:t xml:space="preserve">GitHub — source control, pull requests, and code review.</w:t>
+        <w:rPr>
+          <w:rFonts w:hint="eastAsia"/>
+        </w:rPr>
+      </w:pPr>
+      <w:r>
+        <w:t>GitHub — source control, pull requests, and code review.</w:t>
       </w:r>
     </w:p>
     <w:p>
@@ -1482,10 +1839,12 @@
           <w:numId w:val="1"/>
         </w:numPr>
         <w:spacing w:after="40"/>
-      </w:pPr>
-      <w:r>
-        <w:rPr/>
-        <w:t xml:space="preserve">GitHub Wiki — sprint documentation and release plan.</w:t>
+        <w:rPr>
+          <w:rFonts w:hint="eastAsia"/>
+        </w:rPr>
+      </w:pPr>
+      <w:r>
+        <w:t>GitHub Wiki — sprint documentation and release plan.</w:t>
       </w:r>
     </w:p>
     <w:p>
@@ -1495,10 +1854,12 @@
           <w:numId w:val="1"/>
         </w:numPr>
         <w:spacing w:after="40"/>
-      </w:pPr>
-      <w:r>
-        <w:rPr/>
-        <w:t xml:space="preserve">Linear — task tracking, sprint board, and burnup chart.</w:t>
+        <w:rPr>
+          <w:rFonts w:hint="eastAsia"/>
+        </w:rPr>
+      </w:pPr>
+      <w:r>
+        <w:t>Linear — task tracking, sprint board, and burnup chart.</w:t>
       </w:r>
     </w:p>
     <w:p>
@@ -1508,10 +1869,12 @@
           <w:numId w:val="1"/>
         </w:numPr>
         <w:spacing w:after="40"/>
-      </w:pPr>
-      <w:r>
-        <w:rPr/>
-        <w:t xml:space="preserve">Discord — daily async communication and blocker updates.</w:t>
+        <w:rPr>
+          <w:rFonts w:hint="eastAsia"/>
+        </w:rPr>
+      </w:pPr>
+      <w:r>
+        <w:t>Discord — daily async communication and blocker updates.</w:t>
       </w:r>
     </w:p>
     <w:p>
@@ -1521,23 +1884,28 @@
           <w:numId w:val="1"/>
         </w:numPr>
         <w:spacing w:after="40"/>
-      </w:pPr>
-      <w:r>
-        <w:rPr/>
-        <w:t xml:space="preserve">Obsidian — personal meeting notes and planning drafts.</w:t>
-      </w:r>
-    </w:p>
-    <w:p>
-      <w:pPr>
-        <w:pStyle w:val="Heading1"/>
+        <w:rPr>
+          <w:rFonts w:hint="eastAsia"/>
+        </w:rPr>
+      </w:pPr>
+      <w:r>
+        <w:t>Obsidian — personal meeting notes and planning drafts.</w:t>
+      </w:r>
+    </w:p>
+    <w:p>
+      <w:pPr>
+        <w:pStyle w:val="1"/>
         <w:spacing w:before="260" w:after="100"/>
-      </w:pPr>
-      <w:r>
-        <w:rPr>
-          <w:b/>
+        <w:rPr>
+          <w:rFonts w:hint="eastAsia"/>
+        </w:rPr>
+      </w:pPr>
+      <w:r>
+        <w:rPr>
           <w:color w:val="1F4E79"/>
         </w:rPr>
-        <w:t xml:space="preserve">7. Risks &amp; Scope Control</w:t>
+        <w:lastRenderedPageBreak/>
+        <w:t>7. Risks &amp; Scope Control</w:t>
       </w:r>
     </w:p>
     <w:p>
@@ -1547,10 +1915,12 @@
           <w:numId w:val="1"/>
         </w:numPr>
         <w:spacing w:after="50"/>
-      </w:pPr>
-      <w:r>
-        <w:rPr/>
-        <w:t xml:space="preserve">Sprint 2 carry-over PRs may delay Sprint 3 start → review and merge carry-over PRs early.</w:t>
+        <w:rPr>
+          <w:rFonts w:hint="eastAsia"/>
+        </w:rPr>
+      </w:pPr>
+      <w:r>
+        <w:t>Sprint 2 carry-over PRs may delay Sprint 3 start → review and merge carry-over PRs early.</w:t>
       </w:r>
     </w:p>
     <w:p>
@@ -1560,10 +1930,12 @@
           <w:numId w:val="1"/>
         </w:numPr>
         <w:spacing w:after="50"/>
-      </w:pPr>
-      <w:r>
-        <w:rPr/>
-        <w:t xml:space="preserve">Map layout metadata may be undefined → DA defines the data contract before UI implementation.</w:t>
+        <w:rPr>
+          <w:rFonts w:hint="eastAsia"/>
+        </w:rPr>
+      </w:pPr>
+      <w:r>
+        <w:t>Map layout metadata may be undefined → DA defines the data contract before UI implementation.</w:t>
       </w:r>
     </w:p>
     <w:p>
@@ -1573,10 +1945,12 @@
           <w:numId w:val="1"/>
         </w:numPr>
         <w:spacing w:after="50"/>
-      </w:pPr>
-      <w:r>
-        <w:rPr/>
-        <w:t xml:space="preserve">Heatmap data may be sparse → add no-data fallback and demote US-3.3 if needed.</w:t>
+        <w:rPr>
+          <w:rFonts w:hint="eastAsia"/>
+        </w:rPr>
+      </w:pPr>
+      <w:r>
+        <w:t>Heatmap data may be sparse → add no-data fallback and demote US-3.3 if needed.</w:t>
       </w:r>
     </w:p>
     <w:p>
@@ -1586,10 +1960,12 @@
           <w:numId w:val="1"/>
         </w:numPr>
         <w:spacing w:after="50"/>
-      </w:pPr>
-      <w:r>
-        <w:rPr/>
-        <w:t xml:space="preserve">Realtime data contracts may change → reuse existing hooks and avoid duplicate subscriptions.</w:t>
+        <w:rPr>
+          <w:rFonts w:hint="eastAsia"/>
+        </w:rPr>
+      </w:pPr>
+      <w:r>
+        <w:t>Realtime data contracts may change → reuse existing hooks and avoid duplicate subscriptions.</w:t>
       </w:r>
     </w:p>
     <w:p>
@@ -1599,32 +1975,38 @@
           <w:numId w:val="1"/>
         </w:numPr>
         <w:spacing w:after="50"/>
-      </w:pPr>
-      <w:r>
-        <w:rPr/>
-        <w:t xml:space="preserve">Midterm period may reduce capacity → prioritize US-3.1 and US-3.2; treat US-3.3 as stretch if needed.</w:t>
-      </w:r>
-    </w:p>
-    <w:p>
-      <w:pPr>
-        <w:pStyle w:val="Heading1"/>
+        <w:rPr>
+          <w:rFonts w:hint="eastAsia"/>
+        </w:rPr>
+      </w:pPr>
+      <w:r>
+        <w:t>Midterm period may reduce capacity → prioritize US-3.1 and US-3.2; treat US-3.3 as stretch if needed.</w:t>
+      </w:r>
+    </w:p>
+    <w:p>
+      <w:pPr>
+        <w:pStyle w:val="1"/>
         <w:spacing w:before="260" w:after="100"/>
-      </w:pPr>
-      <w:r>
-        <w:rPr>
-          <w:b/>
+        <w:rPr>
+          <w:rFonts w:hint="eastAsia"/>
+        </w:rPr>
+      </w:pPr>
+      <w:r>
+        <w:rPr>
           <w:color w:val="1F4E79"/>
         </w:rPr>
-        <w:t xml:space="preserve">8. Definition of Done</w:t>
+        <w:t>8. Definition of Done</w:t>
       </w:r>
     </w:p>
     <w:p>
       <w:pPr>
         <w:spacing w:after="40"/>
-      </w:pPr>
-      <w:r>
-        <w:rPr/>
-        <w:t xml:space="preserve">A Sprint 3 task is considered done when:</w:t>
+        <w:rPr>
+          <w:rFonts w:hint="eastAsia"/>
+        </w:rPr>
+      </w:pPr>
+      <w:r>
+        <w:t>A Sprint 3 task is considered done when:</w:t>
       </w:r>
     </w:p>
     <w:p>
@@ -1634,10 +2016,12 @@
           <w:numId w:val="1"/>
         </w:numPr>
         <w:spacing w:after="40"/>
-      </w:pPr>
-      <w:r>
-        <w:rPr/>
-        <w:t xml:space="preserve">Code is merged into the target branch or documentation is published.</w:t>
+        <w:rPr>
+          <w:rFonts w:hint="eastAsia"/>
+        </w:rPr>
+      </w:pPr>
+      <w:r>
+        <w:t>Code is merged into the target branch or documentation is published.</w:t>
       </w:r>
     </w:p>
     <w:p>
@@ -1647,10 +2031,12 @@
           <w:numId w:val="1"/>
         </w:numPr>
         <w:spacing w:after="40"/>
-      </w:pPr>
-      <w:r>
-        <w:rPr/>
-        <w:t xml:space="preserve">Tests pass locally for the affected areas.</w:t>
+        <w:rPr>
+          <w:rFonts w:hint="eastAsia"/>
+        </w:rPr>
+      </w:pPr>
+      <w:r>
+        <w:t>Tests pass locally for the affected areas.</w:t>
       </w:r>
     </w:p>
     <w:p>
@@ -1660,10 +2046,12 @@
           <w:numId w:val="1"/>
         </w:numPr>
         <w:spacing w:after="40"/>
-      </w:pPr>
-      <w:r>
-        <w:rPr/>
-        <w:t xml:space="preserve">Relevant UI states include loading, empty, and error handling.</w:t>
+        <w:rPr>
+          <w:rFonts w:hint="eastAsia"/>
+        </w:rPr>
+      </w:pPr>
+      <w:r>
+        <w:t>Relevant UI states include loading, empty, and error handling.</w:t>
       </w:r>
     </w:p>
     <w:p>
@@ -1673,10 +2061,12 @@
           <w:numId w:val="1"/>
         </w:numPr>
         <w:spacing w:after="40"/>
-      </w:pPr>
-      <w:r>
-        <w:rPr/>
-        <w:t xml:space="preserve">The Linear issue has a concise implementation/update comment.</w:t>
+        <w:rPr>
+          <w:rFonts w:hint="eastAsia"/>
+        </w:rPr>
+      </w:pPr>
+      <w:r>
+        <w:t>The Linear issue has a concise implementation/update comment.</w:t>
       </w:r>
     </w:p>
     <w:p>
@@ -1686,23 +2076,79 @@
           <w:numId w:val="1"/>
         </w:numPr>
         <w:spacing w:after="40"/>
-      </w:pPr>
-      <w:r>
-        <w:rPr/>
-        <w:t xml:space="preserve">Related parent issue progress is updated.</w:t>
+        <w:rPr>
+          <w:rFonts w:hint="eastAsia"/>
+        </w:rPr>
+      </w:pPr>
+      <w:r>
+        <w:t>Related parent issue progress is updated.</w:t>
       </w:r>
     </w:p>
     <w:sectPr>
       <w:pgSz w:w="12240" w:h="15840"/>
       <w:pgMar w:top="900" w:right="900" w:bottom="900" w:left="900" w:header="720" w:footer="720" w:gutter="0"/>
+      <w:cols w:space="720"/>
     </w:sectPr>
   </w:body>
 </w:document>
 </file>
 
+<file path=word/endnotes.xml><?xml version="1.0" encoding="utf-8"?>
+<w:endnotes xmlns:wpc="http://schemas.microsoft.com/office/word/2010/wordprocessingCanvas" xmlns:cx="http://schemas.microsoft.com/office/drawing/2014/chartex" xmlns:cx1="http://schemas.microsoft.com/office/drawing/2015/9/8/chartex" xmlns:cx2="http://schemas.microsoft.com/office/drawing/2015/10/21/chartex" xmlns:cx3="http://schemas.microsoft.com/office/drawing/2016/5/9/chartex" xmlns:cx4="http://schemas.microsoft.com/office/drawing/2016/5/10/chartex" xmlns:cx5="http://schemas.microsoft.com/office/drawing/2016/5/11/chartex" xmlns:cx6="http://schemas.microsoft.com/office/drawing/2016/5/12/chartex" xmlns:cx7="http://schemas.microsoft.com/office/drawing/2016/5/13/chartex" xmlns:cx8="http://schemas.microsoft.com/office/drawing/2016/5/14/chartex" xmlns:mc="http://schemas.openxmlformats.org/markup-compatibility/2006" xmlns:aink="http://schemas.microsoft.com/office/drawing/2016/ink" xmlns:am3d="http://schemas.microsoft.com/office/drawing/2017/model3d" xmlns:o="urn:schemas-microsoft-com:office:office" xmlns:oel="http://schemas.microsoft.com/office/2019/extlst" xmlns:r="http://schemas.openxmlformats.org/officeDocument/2006/relationships" xmlns:m="http://schemas.openxmlformats.org/officeDocument/2006/math" xmlns:v="urn:schemas-microsoft-com:vml" xmlns:wp14="http://schemas.microsoft.com/office/word/2010/wordprocessingDrawing" xmlns:wp="http://schemas.openxmlformats.org/drawingml/2006/wordprocessingDrawing" xmlns:w10="urn:schemas-microsoft-com:office:word" xmlns:w="http://schemas.openxmlformats.org/wordprocessingml/2006/main" xmlns:w14="http://schemas.microsoft.com/office/word/2010/wordml" xmlns:w15="http://schemas.microsoft.com/office/word/2012/wordml" xmlns:w16cex="http://schemas.microsoft.com/office/word/2018/wordml/cex" xmlns:w16cid="http://schemas.microsoft.com/office/word/2016/wordml/cid" xmlns:w16="http://schemas.microsoft.com/office/word/2018/wordml" xmlns:w16du="http://schemas.microsoft.com/office/word/2023/wordml/word16du" xmlns:w16sdtdh="http://schemas.microsoft.com/office/word/2020/wordml/sdtdatahash" xmlns:w16sdtfl="http://schemas.microsoft.com/office/word/2024/wordml/sdtformatlock" xmlns:w16se="http://schemas.microsoft.com/office/word/2015/wordml/symex" xmlns:wpg="http://schemas.microsoft.com/office/word/2010/wordprocessingGroup" xmlns:wpi="http://schemas.microsoft.com/office/word/2010/wordprocessingInk" xmlns:wne="http://schemas.microsoft.com/office/word/2006/wordml" xmlns:wps="http://schemas.microsoft.com/office/word/2010/wordprocessingShape" mc:Ignorable="w14 w15 w16se w16cid w16 w16cex w16sdtdh w16sdtfl w16du wp14">
+  <w:endnote w:type="separator" w:id="-1">
+    <w:p>
+      <w:pPr>
+        <w:spacing w:after="0" w:line="240" w:lineRule="auto"/>
+      </w:pPr>
+      <w:r>
+        <w:separator/>
+      </w:r>
+    </w:p>
+  </w:endnote>
+  <w:endnote w:type="continuationSeparator" w:id="0">
+    <w:p>
+      <w:pPr>
+        <w:spacing w:after="0" w:line="240" w:lineRule="auto"/>
+      </w:pPr>
+      <w:r>
+        <w:continuationSeparator/>
+      </w:r>
+    </w:p>
+  </w:endnote>
+</w:endnotes>
+</file>
+
+<file path=word/footnotes.xml><?xml version="1.0" encoding="utf-8"?>
+<w:footnotes xmlns:wpc="http://schemas.microsoft.com/office/word/2010/wordprocessingCanvas" xmlns:cx="http://schemas.microsoft.com/office/drawing/2014/chartex" xmlns:cx1="http://schemas.microsoft.com/office/drawing/2015/9/8/chartex" xmlns:cx2="http://schemas.microsoft.com/office/drawing/2015/10/21/chartex" xmlns:cx3="http://schemas.microsoft.com/office/drawing/2016/5/9/chartex" xmlns:cx4="http://schemas.microsoft.com/office/drawing/2016/5/10/chartex" xmlns:cx5="http://schemas.microsoft.com/office/drawing/2016/5/11/chartex" xmlns:cx6="http://schemas.microsoft.com/office/drawing/2016/5/12/chartex" xmlns:cx7="http://schemas.microsoft.com/office/drawing/2016/5/13/chartex" xmlns:cx8="http://schemas.microsoft.com/office/drawing/2016/5/14/chartex" xmlns:mc="http://schemas.openxmlformats.org/markup-compatibility/2006" xmlns:aink="http://schemas.microsoft.com/office/drawing/2016/ink" xmlns:am3d="http://schemas.microsoft.com/office/drawing/2017/model3d" xmlns:o="urn:schemas-microsoft-com:office:office" xmlns:oel="http://schemas.microsoft.com/office/2019/extlst" xmlns:r="http://schemas.openxmlformats.org/officeDocument/2006/relationships" xmlns:m="http://schemas.openxmlformats.org/officeDocument/2006/math" xmlns:v="urn:schemas-microsoft-com:vml" xmlns:wp14="http://schemas.microsoft.com/office/word/2010/wordprocessingDrawing" xmlns:wp="http://schemas.openxmlformats.org/drawingml/2006/wordprocessingDrawing" xmlns:w10="urn:schemas-microsoft-com:office:word" xmlns:w="http://schemas.openxmlformats.org/wordprocessingml/2006/main" xmlns:w14="http://schemas.microsoft.com/office/word/2010/wordml" xmlns:w15="http://schemas.microsoft.com/office/word/2012/wordml" xmlns:w16cex="http://schemas.microsoft.com/office/word/2018/wordml/cex" xmlns:w16cid="http://schemas.microsoft.com/office/word/2016/wordml/cid" xmlns:w16="http://schemas.microsoft.com/office/word/2018/wordml" xmlns:w16du="http://schemas.microsoft.com/office/word/2023/wordml/word16du" xmlns:w16sdtdh="http://schemas.microsoft.com/office/word/2020/wordml/sdtdatahash" xmlns:w16sdtfl="http://schemas.microsoft.com/office/word/2024/wordml/sdtformatlock" xmlns:w16se="http://schemas.microsoft.com/office/word/2015/wordml/symex" xmlns:wpg="http://schemas.microsoft.com/office/word/2010/wordprocessingGroup" xmlns:wpi="http://schemas.microsoft.com/office/word/2010/wordprocessingInk" xmlns:wne="http://schemas.microsoft.com/office/word/2006/wordml" xmlns:wps="http://schemas.microsoft.com/office/word/2010/wordprocessingShape" mc:Ignorable="w14 w15 w16se w16cid w16 w16cex w16sdtdh w16sdtfl w16du wp14">
+  <w:footnote w:type="separator" w:id="-1">
+    <w:p>
+      <w:pPr>
+        <w:spacing w:after="0" w:line="240" w:lineRule="auto"/>
+      </w:pPr>
+      <w:r>
+        <w:separator/>
+      </w:r>
+    </w:p>
+  </w:footnote>
+  <w:footnote w:type="continuationSeparator" w:id="0">
+    <w:p>
+      <w:pPr>
+        <w:spacing w:after="0" w:line="240" w:lineRule="auto"/>
+      </w:pPr>
+      <w:r>
+        <w:continuationSeparator/>
+      </w:r>
+    </w:p>
+  </w:footnote>
+</w:footnotes>
+</file>
+
 <file path=word/numbering.xml><?xml version="1.0" encoding="utf-8"?>
-<w:numbering xmlns:w="http://schemas.openxmlformats.org/wordprocessingml/2006/main">
-  <w:abstractNum w:abstractNumId="0">
+<w:numbering xmlns:wpc="http://schemas.microsoft.com/office/word/2010/wordprocessingCanvas" xmlns:cx="http://schemas.microsoft.com/office/drawing/2014/chartex" xmlns:cx1="http://schemas.microsoft.com/office/drawing/2015/9/8/chartex" xmlns:cx2="http://schemas.microsoft.com/office/drawing/2015/10/21/chartex" xmlns:cx3="http://schemas.microsoft.com/office/drawing/2016/5/9/chartex" xmlns:cx4="http://schemas.microsoft.com/office/drawing/2016/5/10/chartex" xmlns:cx5="http://schemas.microsoft.com/office/drawing/2016/5/11/chartex" xmlns:cx6="http://schemas.microsoft.com/office/drawing/2016/5/12/chartex" xmlns:cx7="http://schemas.microsoft.com/office/drawing/2016/5/13/chartex" xmlns:cx8="http://schemas.microsoft.com/office/drawing/2016/5/14/chartex" xmlns:mc="http://schemas.openxmlformats.org/markup-compatibility/2006" xmlns:aink="http://schemas.microsoft.com/office/drawing/2016/ink" xmlns:am3d="http://schemas.microsoft.com/office/drawing/2017/model3d" xmlns:o="urn:schemas-microsoft-com:office:office" xmlns:oel="http://schemas.microsoft.com/office/2019/extlst" xmlns:r="http://schemas.openxmlformats.org/officeDocument/2006/relationships" xmlns:m="http://schemas.openxmlformats.org/officeDocument/2006/math" xmlns:v="urn:schemas-microsoft-com:vml" xmlns:wp14="http://schemas.microsoft.com/office/word/2010/wordprocessingDrawing" xmlns:wp="http://schemas.openxmlformats.org/drawingml/2006/wordprocessingDrawing" xmlns:w10="urn:schemas-microsoft-com:office:word" xmlns:w="http://schemas.openxmlformats.org/wordprocessingml/2006/main" xmlns:w14="http://schemas.microsoft.com/office/word/2010/wordml" xmlns:w15="http://schemas.microsoft.com/office/word/2012/wordml" xmlns:w16cex="http://schemas.microsoft.com/office/word/2018/wordml/cex" xmlns:w16cid="http://schemas.microsoft.com/office/word/2016/wordml/cid" xmlns:w16="http://schemas.microsoft.com/office/word/2018/wordml" xmlns:w16du="http://schemas.microsoft.com/office/word/2023/wordml/word16du" xmlns:w16sdtdh="http://schemas.microsoft.com/office/word/2020/wordml/sdtdatahash" xmlns:w16sdtfl="http://schemas.microsoft.com/office/word/2024/wordml/sdtformatlock" xmlns:w16se="http://schemas.microsoft.com/office/word/2015/wordml/symex" xmlns:wpg="http://schemas.microsoft.com/office/word/2010/wordprocessingGroup" xmlns:wpi="http://schemas.microsoft.com/office/word/2010/wordprocessingInk" xmlns:wne="http://schemas.microsoft.com/office/word/2006/wordml" xmlns:wps="http://schemas.microsoft.com/office/word/2010/wordprocessingShape" mc:Ignorable="w14 w15 w16se w16cid w16 w16cex w16sdtdh w16sdtfl w16du wp14">
+  <w:abstractNum w:abstractNumId="0" w15:restartNumberingAfterBreak="0">
+    <w:nsid w:val="44750053"/>
+    <w:multiLevelType w:val="multilevel"/>
+    <w:tmpl w:val="27F07F0E"/>
     <w:lvl w:ilvl="0">
       <w:start w:val="1"/>
       <w:numFmt w:val="bullet"/>
@@ -1712,66 +2158,548 @@
         <w:ind w:left="720" w:hanging="360"/>
       </w:pPr>
     </w:lvl>
+    <w:lvl w:ilvl="1">
+      <w:numFmt w:val="decimal"/>
+      <w:lvlText w:val=""/>
+      <w:lvlJc w:val="left"/>
+    </w:lvl>
+    <w:lvl w:ilvl="2">
+      <w:numFmt w:val="decimal"/>
+      <w:lvlText w:val=""/>
+      <w:lvlJc w:val="left"/>
+    </w:lvl>
+    <w:lvl w:ilvl="3">
+      <w:numFmt w:val="decimal"/>
+      <w:lvlText w:val=""/>
+      <w:lvlJc w:val="left"/>
+    </w:lvl>
+    <w:lvl w:ilvl="4">
+      <w:numFmt w:val="decimal"/>
+      <w:lvlText w:val=""/>
+      <w:lvlJc w:val="left"/>
+    </w:lvl>
+    <w:lvl w:ilvl="5">
+      <w:numFmt w:val="decimal"/>
+      <w:lvlText w:val=""/>
+      <w:lvlJc w:val="left"/>
+    </w:lvl>
+    <w:lvl w:ilvl="6">
+      <w:numFmt w:val="decimal"/>
+      <w:lvlText w:val=""/>
+      <w:lvlJc w:val="left"/>
+    </w:lvl>
+    <w:lvl w:ilvl="7">
+      <w:numFmt w:val="decimal"/>
+      <w:lvlText w:val=""/>
+      <w:lvlJc w:val="left"/>
+    </w:lvl>
+    <w:lvl w:ilvl="8">
+      <w:numFmt w:val="decimal"/>
+      <w:lvlText w:val=""/>
+      <w:lvlJc w:val="left"/>
+    </w:lvl>
   </w:abstractNum>
-  <w:num w:numId="1">
+  <w:num w:numId="1" w16cid:durableId="301817025">
     <w:abstractNumId w:val="0"/>
   </w:num>
 </w:numbering>
 </file>
 
 <file path=word/styles.xml><?xml version="1.0" encoding="utf-8"?>
-<w:styles xmlns:w="http://schemas.openxmlformats.org/wordprocessingml/2006/main">
-  <w:style w:type="paragraph" w:default="1" w:styleId="Normal">
+<w:styles xmlns:mc="http://schemas.openxmlformats.org/markup-compatibility/2006" xmlns:r="http://schemas.openxmlformats.org/officeDocument/2006/relationships" xmlns:w="http://schemas.openxmlformats.org/wordprocessingml/2006/main" xmlns:w14="http://schemas.microsoft.com/office/word/2010/wordml" xmlns:w15="http://schemas.microsoft.com/office/word/2012/wordml" xmlns:w16cex="http://schemas.microsoft.com/office/word/2018/wordml/cex" xmlns:w16cid="http://schemas.microsoft.com/office/word/2016/wordml/cid" xmlns:w16="http://schemas.microsoft.com/office/word/2018/wordml" xmlns:w16du="http://schemas.microsoft.com/office/word/2023/wordml/word16du" xmlns:w16sdtdh="http://schemas.microsoft.com/office/word/2020/wordml/sdtdatahash" xmlns:w16sdtfl="http://schemas.microsoft.com/office/word/2024/wordml/sdtformatlock" xmlns:w16se="http://schemas.microsoft.com/office/word/2015/wordml/symex" mc:Ignorable="w14 w15 w16se w16cid w16 w16cex w16sdtdh w16sdtfl w16du">
+  <w:docDefaults>
+    <w:rPrDefault>
+      <w:rPr>
+        <w:rFonts w:asciiTheme="minorHAnsi" w:eastAsiaTheme="minorEastAsia" w:hAnsiTheme="minorHAnsi" w:cstheme="minorBidi"/>
+        <w:kern w:val="2"/>
+        <w:sz w:val="22"/>
+        <w:szCs w:val="24"/>
+        <w:lang w:val="en-US" w:eastAsia="ko-KR" w:bidi="ar-SA"/>
+        <w14:ligatures w14:val="standardContextual"/>
+      </w:rPr>
+    </w:rPrDefault>
+    <w:pPrDefault>
+      <w:pPr>
+        <w:spacing w:after="160"/>
+      </w:pPr>
+    </w:pPrDefault>
+  </w:docDefaults>
+  <w:latentStyles w:defLockedState="0" w:defUIPriority="99" w:defSemiHidden="0" w:defUnhideWhenUsed="0" w:defQFormat="0" w:count="376">
+    <w:lsdException w:name="Normal" w:uiPriority="0" w:qFormat="1"/>
+    <w:lsdException w:name="heading 1" w:uiPriority="9" w:qFormat="1"/>
+    <w:lsdException w:name="heading 2" w:semiHidden="1" w:uiPriority="9" w:unhideWhenUsed="1" w:qFormat="1"/>
+    <w:lsdException w:name="heading 3" w:semiHidden="1" w:uiPriority="9" w:unhideWhenUsed="1" w:qFormat="1"/>
+    <w:lsdException w:name="heading 4" w:semiHidden="1" w:uiPriority="9" w:unhideWhenUsed="1" w:qFormat="1"/>
+    <w:lsdException w:name="heading 5" w:semiHidden="1" w:uiPriority="9" w:unhideWhenUsed="1" w:qFormat="1"/>
+    <w:lsdException w:name="heading 6" w:semiHidden="1" w:uiPriority="9" w:unhideWhenUsed="1" w:qFormat="1"/>
+    <w:lsdException w:name="heading 7" w:semiHidden="1" w:uiPriority="9" w:unhideWhenUsed="1" w:qFormat="1"/>
+    <w:lsdException w:name="heading 8" w:semiHidden="1" w:uiPriority="9" w:unhideWhenUsed="1" w:qFormat="1"/>
+    <w:lsdException w:name="heading 9" w:semiHidden="1" w:uiPriority="9" w:unhideWhenUsed="1" w:qFormat="1"/>
+    <w:lsdException w:name="index 1" w:semiHidden="1" w:unhideWhenUsed="1"/>
+    <w:lsdException w:name="index 2" w:semiHidden="1" w:unhideWhenUsed="1"/>
+    <w:lsdException w:name="index 3" w:semiHidden="1" w:unhideWhenUsed="1"/>
+    <w:lsdException w:name="index 4" w:semiHidden="1" w:unhideWhenUsed="1"/>
+    <w:lsdException w:name="index 5" w:semiHidden="1" w:unhideWhenUsed="1"/>
+    <w:lsdException w:name="index 6" w:semiHidden="1" w:unhideWhenUsed="1"/>
+    <w:lsdException w:name="index 7" w:semiHidden="1" w:unhideWhenUsed="1"/>
+    <w:lsdException w:name="index 8" w:semiHidden="1" w:unhideWhenUsed="1"/>
+    <w:lsdException w:name="index 9" w:semiHidden="1" w:unhideWhenUsed="1"/>
+    <w:lsdException w:name="toc 1" w:semiHidden="1" w:uiPriority="39" w:unhideWhenUsed="1"/>
+    <w:lsdException w:name="toc 2" w:semiHidden="1" w:uiPriority="39" w:unhideWhenUsed="1"/>
+    <w:lsdException w:name="toc 3" w:semiHidden="1" w:uiPriority="39" w:unhideWhenUsed="1"/>
+    <w:lsdException w:name="toc 4" w:semiHidden="1" w:uiPriority="39" w:unhideWhenUsed="1"/>
+    <w:lsdException w:name="toc 5" w:semiHidden="1" w:uiPriority="39" w:unhideWhenUsed="1"/>
+    <w:lsdException w:name="toc 6" w:semiHidden="1" w:uiPriority="39" w:unhideWhenUsed="1"/>
+    <w:lsdException w:name="toc 7" w:semiHidden="1" w:uiPriority="39" w:unhideWhenUsed="1"/>
+    <w:lsdException w:name="toc 8" w:semiHidden="1" w:uiPriority="39" w:unhideWhenUsed="1"/>
+    <w:lsdException w:name="toc 9" w:semiHidden="1" w:uiPriority="39" w:unhideWhenUsed="1"/>
+    <w:lsdException w:name="Normal Indent" w:semiHidden="1" w:unhideWhenUsed="1"/>
+    <w:lsdException w:name="footnote text" w:semiHidden="1" w:unhideWhenUsed="1"/>
+    <w:lsdException w:name="annotation text" w:semiHidden="1" w:unhideWhenUsed="1"/>
+    <w:lsdException w:name="header" w:semiHidden="1" w:unhideWhenUsed="1"/>
+    <w:lsdException w:name="footer" w:semiHidden="1" w:unhideWhenUsed="1"/>
+    <w:lsdException w:name="index heading" w:semiHidden="1" w:unhideWhenUsed="1"/>
+    <w:lsdException w:name="caption" w:semiHidden="1" w:uiPriority="35" w:unhideWhenUsed="1" w:qFormat="1"/>
+    <w:lsdException w:name="table of figures" w:semiHidden="1" w:unhideWhenUsed="1"/>
+    <w:lsdException w:name="envelope address" w:semiHidden="1" w:unhideWhenUsed="1"/>
+    <w:lsdException w:name="envelope return" w:semiHidden="1" w:unhideWhenUsed="1"/>
+    <w:lsdException w:name="footnote reference" w:semiHidden="1" w:unhideWhenUsed="1"/>
+    <w:lsdException w:name="annotation reference" w:semiHidden="1" w:unhideWhenUsed="1"/>
+    <w:lsdException w:name="line number" w:semiHidden="1" w:unhideWhenUsed="1"/>
+    <w:lsdException w:name="page number" w:semiHidden="1" w:unhideWhenUsed="1"/>
+    <w:lsdException w:name="endnote reference" w:semiHidden="1" w:unhideWhenUsed="1"/>
+    <w:lsdException w:name="endnote text" w:semiHidden="1" w:unhideWhenUsed="1"/>
+    <w:lsdException w:name="table of authorities" w:semiHidden="1" w:unhideWhenUsed="1"/>
+    <w:lsdException w:name="macro" w:semiHidden="1" w:unhideWhenUsed="1"/>
+    <w:lsdException w:name="toa heading" w:semiHidden="1" w:unhideWhenUsed="1"/>
+    <w:lsdException w:name="List" w:semiHidden="1" w:unhideWhenUsed="1"/>
+    <w:lsdException w:name="List Bullet" w:semiHidden="1" w:unhideWhenUsed="1"/>
+    <w:lsdException w:name="List Number" w:semiHidden="1" w:unhideWhenUsed="1"/>
+    <w:lsdException w:name="List 2" w:semiHidden="1" w:unhideWhenUsed="1"/>
+    <w:lsdException w:name="List 3" w:semiHidden="1" w:unhideWhenUsed="1"/>
+    <w:lsdException w:name="List 4" w:semiHidden="1" w:unhideWhenUsed="1"/>
+    <w:lsdException w:name="List 5" w:semiHidden="1" w:unhideWhenUsed="1"/>
+    <w:lsdException w:name="List Bullet 2" w:semiHidden="1" w:unhideWhenUsed="1"/>
+    <w:lsdException w:name="List Bullet 3" w:semiHidden="1" w:unhideWhenUsed="1"/>
+    <w:lsdException w:name="List Bullet 4" w:semiHidden="1" w:unhideWhenUsed="1"/>
+    <w:lsdException w:name="List Bullet 5" w:semiHidden="1" w:unhideWhenUsed="1"/>
+    <w:lsdException w:name="List Number 2" w:semiHidden="1" w:unhideWhenUsed="1"/>
+    <w:lsdException w:name="List Number 3" w:semiHidden="1" w:unhideWhenUsed="1"/>
+    <w:lsdException w:name="List Number 4" w:semiHidden="1" w:unhideWhenUsed="1"/>
+    <w:lsdException w:name="List Number 5" w:semiHidden="1" w:unhideWhenUsed="1"/>
+    <w:lsdException w:name="Title" w:uiPriority="10" w:qFormat="1"/>
+    <w:lsdException w:name="Closing" w:semiHidden="1" w:unhideWhenUsed="1"/>
+    <w:lsdException w:name="Signature" w:semiHidden="1" w:unhideWhenUsed="1"/>
+    <w:lsdException w:name="Default Paragraph Font" w:semiHidden="1" w:uiPriority="1" w:unhideWhenUsed="1"/>
+    <w:lsdException w:name="Body Text" w:semiHidden="1" w:unhideWhenUsed="1"/>
+    <w:lsdException w:name="Body Text Indent" w:semiHidden="1" w:unhideWhenUsed="1"/>
+    <w:lsdException w:name="List Continue" w:semiHidden="1" w:unhideWhenUsed="1"/>
+    <w:lsdException w:name="List Continue 2" w:semiHidden="1" w:unhideWhenUsed="1"/>
+    <w:lsdException w:name="List Continue 3" w:semiHidden="1" w:unhideWhenUsed="1"/>
+    <w:lsdException w:name="List Continue 4" w:semiHidden="1" w:unhideWhenUsed="1"/>
+    <w:lsdException w:name="List Continue 5" w:semiHidden="1" w:unhideWhenUsed="1"/>
+    <w:lsdException w:name="Message Header" w:semiHidden="1" w:unhideWhenUsed="1"/>
+    <w:lsdException w:name="Subtitle" w:uiPriority="11" w:qFormat="1"/>
+    <w:lsdException w:name="Salutation" w:semiHidden="1" w:unhideWhenUsed="1"/>
+    <w:lsdException w:name="Date" w:semiHidden="1" w:unhideWhenUsed="1"/>
+    <w:lsdException w:name="Body Text First Indent" w:semiHidden="1" w:unhideWhenUsed="1"/>
+    <w:lsdException w:name="Body Text First Indent 2" w:semiHidden="1" w:unhideWhenUsed="1"/>
+    <w:lsdException w:name="Note Heading" w:semiHidden="1" w:unhideWhenUsed="1"/>
+    <w:lsdException w:name="Body Text 2" w:semiHidden="1" w:unhideWhenUsed="1"/>
+    <w:lsdException w:name="Body Text 3" w:semiHidden="1" w:unhideWhenUsed="1"/>
+    <w:lsdException w:name="Body Text Indent 2" w:semiHidden="1" w:unhideWhenUsed="1"/>
+    <w:lsdException w:name="Body Text Indent 3" w:semiHidden="1" w:unhideWhenUsed="1"/>
+    <w:lsdException w:name="Block Text" w:semiHidden="1" w:unhideWhenUsed="1"/>
+    <w:lsdException w:name="Hyperlink" w:semiHidden="1" w:unhideWhenUsed="1"/>
+    <w:lsdException w:name="FollowedHyperlink" w:semiHidden="1" w:unhideWhenUsed="1"/>
+    <w:lsdException w:name="Strong" w:uiPriority="22" w:qFormat="1"/>
+    <w:lsdException w:name="Emphasis" w:uiPriority="20" w:qFormat="1"/>
+    <w:lsdException w:name="Document Map" w:semiHidden="1" w:unhideWhenUsed="1"/>
+    <w:lsdException w:name="Plain Text" w:semiHidden="1" w:unhideWhenUsed="1"/>
+    <w:lsdException w:name="E-mail Signature" w:semiHidden="1" w:unhideWhenUsed="1"/>
+    <w:lsdException w:name="HTML Top of Form" w:semiHidden="1" w:unhideWhenUsed="1"/>
+    <w:lsdException w:name="HTML Bottom of Form" w:semiHidden="1" w:unhideWhenUsed="1"/>
+    <w:lsdException w:name="Normal (Web)" w:semiHidden="1" w:unhideWhenUsed="1"/>
+    <w:lsdException w:name="HTML Acronym" w:semiHidden="1" w:unhideWhenUsed="1"/>
+    <w:lsdException w:name="HTML Address" w:semiHidden="1" w:unhideWhenUsed="1"/>
+    <w:lsdException w:name="HTML Cite" w:semiHidden="1" w:unhideWhenUsed="1"/>
+    <w:lsdException w:name="HTML Code" w:semiHidden="1" w:unhideWhenUsed="1"/>
+    <w:lsdException w:name="HTML Definition" w:semiHidden="1" w:unhideWhenUsed="1"/>
+    <w:lsdException w:name="HTML Keyboard" w:semiHidden="1" w:unhideWhenUsed="1"/>
+    <w:lsdException w:name="HTML Preformatted" w:semiHidden="1" w:unhideWhenUsed="1"/>
+    <w:lsdException w:name="HTML Sample" w:semiHidden="1" w:unhideWhenUsed="1"/>
+    <w:lsdException w:name="HTML Typewriter" w:semiHidden="1" w:unhideWhenUsed="1"/>
+    <w:lsdException w:name="HTML Variable" w:semiHidden="1" w:unhideWhenUsed="1"/>
+    <w:lsdException w:name="Normal Table" w:semiHidden="1" w:unhideWhenUsed="1"/>
+    <w:lsdException w:name="annotation subject" w:semiHidden="1" w:unhideWhenUsed="1"/>
+    <w:lsdException w:name="No List" w:semiHidden="1" w:unhideWhenUsed="1"/>
+    <w:lsdException w:name="Outline List 1" w:semiHidden="1" w:unhideWhenUsed="1"/>
+    <w:lsdException w:name="Outline List 2" w:semiHidden="1" w:unhideWhenUsed="1"/>
+    <w:lsdException w:name="Outline List 3" w:semiHidden="1" w:unhideWhenUsed="1"/>
+    <w:lsdException w:name="Table Simple 1" w:semiHidden="1" w:unhideWhenUsed="1"/>
+    <w:lsdException w:name="Table Simple 2" w:semiHidden="1" w:unhideWhenUsed="1"/>
+    <w:lsdException w:name="Table Simple 3" w:semiHidden="1" w:unhideWhenUsed="1"/>
+    <w:lsdException w:name="Table Classic 1" w:semiHidden="1" w:unhideWhenUsed="1"/>
+    <w:lsdException w:name="Table Classic 2" w:semiHidden="1" w:unhideWhenUsed="1"/>
+    <w:lsdException w:name="Table Classic 3" w:semiHidden="1" w:unhideWhenUsed="1"/>
+    <w:lsdException w:name="Table Classic 4" w:semiHidden="1" w:unhideWhenUsed="1"/>
+    <w:lsdException w:name="Table Colorful 1" w:semiHidden="1" w:unhideWhenUsed="1"/>
+    <w:lsdException w:name="Table Colorful 2" w:semiHidden="1" w:unhideWhenUsed="1"/>
+    <w:lsdException w:name="Table Colorful 3" w:semiHidden="1" w:unhideWhenUsed="1"/>
+    <w:lsdException w:name="Table Columns 1" w:semiHidden="1" w:unhideWhenUsed="1"/>
+    <w:lsdException w:name="Table Columns 2" w:semiHidden="1" w:unhideWhenUsed="1"/>
+    <w:lsdException w:name="Table Columns 3" w:semiHidden="1" w:unhideWhenUsed="1"/>
+    <w:lsdException w:name="Table Columns 4" w:semiHidden="1" w:unhideWhenUsed="1"/>
+    <w:lsdException w:name="Table Columns 5" w:semiHidden="1" w:unhideWhenUsed="1"/>
+    <w:lsdException w:name="Table Grid 1" w:semiHidden="1" w:unhideWhenUsed="1"/>
+    <w:lsdException w:name="Table Grid 2" w:semiHidden="1" w:unhideWhenUsed="1"/>
+    <w:lsdException w:name="Table Grid 3" w:semiHidden="1" w:unhideWhenUsed="1"/>
+    <w:lsdException w:name="Table Grid 4" w:semiHidden="1" w:unhideWhenUsed="1"/>
+    <w:lsdException w:name="Table Grid 5" w:semiHidden="1" w:unhideWhenUsed="1"/>
+    <w:lsdException w:name="Table Grid 6" w:semiHidden="1" w:unhideWhenUsed="1"/>
+    <w:lsdException w:name="Table Grid 7" w:semiHidden="1" w:unhideWhenUsed="1"/>
+    <w:lsdException w:name="Table Grid 8" w:semiHidden="1" w:unhideWhenUsed="1"/>
+    <w:lsdException w:name="Table List 1" w:semiHidden="1" w:unhideWhenUsed="1"/>
+    <w:lsdException w:name="Table List 2" w:semiHidden="1" w:unhideWhenUsed="1"/>
+    <w:lsdException w:name="Table List 3" w:semiHidden="1" w:unhideWhenUsed="1"/>
+    <w:lsdException w:name="Table List 4" w:semiHidden="1" w:unhideWhenUsed="1"/>
+    <w:lsdException w:name="Table List 5" w:semiHidden="1" w:unhideWhenUsed="1"/>
+    <w:lsdException w:name="Table List 6" w:semiHidden="1" w:unhideWhenUsed="1"/>
+    <w:lsdException w:name="Table List 7" w:semiHidden="1" w:unhideWhenUsed="1"/>
+    <w:lsdException w:name="Table List 8" w:semiHidden="1" w:unhideWhenUsed="1"/>
+    <w:lsdException w:name="Table 3D effects 1" w:semiHidden="1" w:unhideWhenUsed="1"/>
+    <w:lsdException w:name="Table 3D effects 2" w:semiHidden="1" w:unhideWhenUsed="1"/>
+    <w:lsdException w:name="Table 3D effects 3" w:semiHidden="1" w:unhideWhenUsed="1"/>
+    <w:lsdException w:name="Table Contemporary" w:semiHidden="1" w:unhideWhenUsed="1"/>
+    <w:lsdException w:name="Table Elegant" w:semiHidden="1" w:unhideWhenUsed="1"/>
+    <w:lsdException w:name="Table Professional" w:semiHidden="1" w:unhideWhenUsed="1"/>
+    <w:lsdException w:name="Table Subtle 1" w:semiHidden="1" w:unhideWhenUsed="1"/>
+    <w:lsdException w:name="Table Subtle 2" w:semiHidden="1" w:unhideWhenUsed="1"/>
+    <w:lsdException w:name="Table Web 1" w:semiHidden="1" w:unhideWhenUsed="1"/>
+    <w:lsdException w:name="Table Web 2" w:semiHidden="1" w:unhideWhenUsed="1"/>
+    <w:lsdException w:name="Table Web 3" w:semiHidden="1" w:unhideWhenUsed="1"/>
+    <w:lsdException w:name="Balloon Text" w:semiHidden="1" w:unhideWhenUsed="1"/>
+    <w:lsdException w:name="Table Grid" w:uiPriority="39"/>
+    <w:lsdException w:name="Table Theme" w:semiHidden="1" w:unhideWhenUsed="1"/>
+    <w:lsdException w:name="Placeholder Text" w:semiHidden="1"/>
+    <w:lsdException w:name="No Spacing" w:uiPriority="1" w:qFormat="1"/>
+    <w:lsdException w:name="Light Shading" w:uiPriority="60"/>
+    <w:lsdException w:name="Light List" w:uiPriority="61"/>
+    <w:lsdException w:name="Light Grid" w:uiPriority="62"/>
+    <w:lsdException w:name="Medium Shading 1" w:uiPriority="63"/>
+    <w:lsdException w:name="Medium Shading 2" w:uiPriority="64"/>
+    <w:lsdException w:name="Medium List 1" w:uiPriority="65"/>
+    <w:lsdException w:name="Medium List 2" w:uiPriority="66"/>
+    <w:lsdException w:name="Medium Grid 1" w:uiPriority="67"/>
+    <w:lsdException w:name="Medium Grid 2" w:uiPriority="68"/>
+    <w:lsdException w:name="Medium Grid 3" w:uiPriority="69"/>
+    <w:lsdException w:name="Dark List" w:uiPriority="70"/>
+    <w:lsdException w:name="Colorful Shading" w:uiPriority="71"/>
+    <w:lsdException w:name="Colorful List" w:uiPriority="72"/>
+    <w:lsdException w:name="Colorful Grid" w:uiPriority="73"/>
+    <w:lsdException w:name="Light Shading Accent 1" w:uiPriority="60"/>
+    <w:lsdException w:name="Light List Accent 1" w:uiPriority="61"/>
+    <w:lsdException w:name="Light Grid Accent 1" w:uiPriority="62"/>
+    <w:lsdException w:name="Medium Shading 1 Accent 1" w:uiPriority="63"/>
+    <w:lsdException w:name="Medium Shading 2 Accent 1" w:uiPriority="64"/>
+    <w:lsdException w:name="Medium List 1 Accent 1" w:uiPriority="65"/>
+    <w:lsdException w:name="Revision" w:semiHidden="1"/>
+    <w:lsdException w:name="List Paragraph" w:uiPriority="34" w:qFormat="1"/>
+    <w:lsdException w:name="Quote" w:uiPriority="29" w:qFormat="1"/>
+    <w:lsdException w:name="Intense Quote" w:uiPriority="30" w:qFormat="1"/>
+    <w:lsdException w:name="Medium List 2 Accent 1" w:uiPriority="66"/>
+    <w:lsdException w:name="Medium Grid 1 Accent 1" w:uiPriority="67"/>
+    <w:lsdException w:name="Medium Grid 2 Accent 1" w:uiPriority="68"/>
+    <w:lsdException w:name="Medium Grid 3 Accent 1" w:uiPriority="69"/>
+    <w:lsdException w:name="Dark List Accent 1" w:uiPriority="70"/>
+    <w:lsdException w:name="Colorful Shading Accent 1" w:uiPriority="71"/>
+    <w:lsdException w:name="Colorful List Accent 1" w:uiPriority="72"/>
+    <w:lsdException w:name="Colorful Grid Accent 1" w:uiPriority="73"/>
+    <w:lsdException w:name="Light Shading Accent 2" w:uiPriority="60"/>
+    <w:lsdException w:name="Light List Accent 2" w:uiPriority="61"/>
+    <w:lsdException w:name="Light Grid Accent 2" w:uiPriority="62"/>
+    <w:lsdException w:name="Medium Shading 1 Accent 2" w:uiPriority="63"/>
+    <w:lsdException w:name="Medium Shading 2 Accent 2" w:uiPriority="64"/>
+    <w:lsdException w:name="Medium List 1 Accent 2" w:uiPriority="65"/>
+    <w:lsdException w:name="Medium List 2 Accent 2" w:uiPriority="66"/>
+    <w:lsdException w:name="Medium Grid 1 Accent 2" w:uiPriority="67"/>
+    <w:lsdException w:name="Medium Grid 2 Accent 2" w:uiPriority="68"/>
+    <w:lsdException w:name="Medium Grid 3 Accent 2" w:uiPriority="69"/>
+    <w:lsdException w:name="Dark List Accent 2" w:uiPriority="70"/>
+    <w:lsdException w:name="Colorful Shading Accent 2" w:uiPriority="71"/>
+    <w:lsdException w:name="Colorful List Accent 2" w:uiPriority="72"/>
+    <w:lsdException w:name="Colorful Grid Accent 2" w:uiPriority="73"/>
+    <w:lsdException w:name="Light Shading Accent 3" w:uiPriority="60"/>
+    <w:lsdException w:name="Light List Accent 3" w:uiPriority="61"/>
+    <w:lsdException w:name="Light Grid Accent 3" w:uiPriority="62"/>
+    <w:lsdException w:name="Medium Shading 1 Accent 3" w:uiPriority="63"/>
+    <w:lsdException w:name="Medium Shading 2 Accent 3" w:uiPriority="64"/>
+    <w:lsdException w:name="Medium List 1 Accent 3" w:uiPriority="65"/>
+    <w:lsdException w:name="Medium List 2 Accent 3" w:uiPriority="66"/>
+    <w:lsdException w:name="Medium Grid 1 Accent 3" w:uiPriority="67"/>
+    <w:lsdException w:name="Medium Grid 2 Accent 3" w:uiPriority="68"/>
+    <w:lsdException w:name="Medium Grid 3 Accent 3" w:uiPriority="69"/>
+    <w:lsdException w:name="Dark List Accent 3" w:uiPriority="70"/>
+    <w:lsdException w:name="Colorful Shading Accent 3" w:uiPriority="71"/>
+    <w:lsdException w:name="Colorful List Accent 3" w:uiPriority="72"/>
+    <w:lsdException w:name="Colorful Grid Accent 3" w:uiPriority="73"/>
+    <w:lsdException w:name="Light Shading Accent 4" w:uiPriority="60"/>
+    <w:lsdException w:name="Light List Accent 4" w:uiPriority="61"/>
+    <w:lsdException w:name="Light Grid Accent 4" w:uiPriority="62"/>
+    <w:lsdException w:name="Medium Shading 1 Accent 4" w:uiPriority="63"/>
+    <w:lsdException w:name="Medium Shading 2 Accent 4" w:uiPriority="64"/>
+    <w:lsdException w:name="Medium List 1 Accent 4" w:uiPriority="65"/>
+    <w:lsdException w:name="Medium List 2 Accent 4" w:uiPriority="66"/>
+    <w:lsdException w:name="Medium Grid 1 Accent 4" w:uiPriority="67"/>
+    <w:lsdException w:name="Medium Grid 2 Accent 4" w:uiPriority="68"/>
+    <w:lsdException w:name="Medium Grid 3 Accent 4" w:uiPriority="69"/>
+    <w:lsdException w:name="Dark List Accent 4" w:uiPriority="70"/>
+    <w:lsdException w:name="Colorful Shading Accent 4" w:uiPriority="71"/>
+    <w:lsdException w:name="Colorful List Accent 4" w:uiPriority="72"/>
+    <w:lsdException w:name="Colorful Grid Accent 4" w:uiPriority="73"/>
+    <w:lsdException w:name="Light Shading Accent 5" w:uiPriority="60"/>
+    <w:lsdException w:name="Light List Accent 5" w:uiPriority="61"/>
+    <w:lsdException w:name="Light Grid Accent 5" w:uiPriority="62"/>
+    <w:lsdException w:name="Medium Shading 1 Accent 5" w:uiPriority="63"/>
+    <w:lsdException w:name="Medium Shading 2 Accent 5" w:uiPriority="64"/>
+    <w:lsdException w:name="Medium List 1 Accent 5" w:uiPriority="65"/>
+    <w:lsdException w:name="Medium List 2 Accent 5" w:uiPriority="66"/>
+    <w:lsdException w:name="Medium Grid 1 Accent 5" w:uiPriority="67"/>
+    <w:lsdException w:name="Medium Grid 2 Accent 5" w:uiPriority="68"/>
+    <w:lsdException w:name="Medium Grid 3 Accent 5" w:uiPriority="69"/>
+    <w:lsdException w:name="Dark List Accent 5" w:uiPriority="70"/>
+    <w:lsdException w:name="Colorful Shading Accent 5" w:uiPriority="71"/>
+    <w:lsdException w:name="Colorful List Accent 5" w:uiPriority="72"/>
+    <w:lsdException w:name="Colorful Grid Accent 5" w:uiPriority="73"/>
+    <w:lsdException w:name="Light Shading Accent 6" w:uiPriority="60"/>
+    <w:lsdException w:name="Light List Accent 6" w:uiPriority="61"/>
+    <w:lsdException w:name="Light Grid Accent 6" w:uiPriority="62"/>
+    <w:lsdException w:name="Medium Shading 1 Accent 6" w:uiPriority="63"/>
+    <w:lsdException w:name="Medium Shading 2 Accent 6" w:uiPriority="64"/>
+    <w:lsdException w:name="Medium List 1 Accent 6" w:uiPriority="65"/>
+    <w:lsdException w:name="Medium List 2 Accent 6" w:uiPriority="66"/>
+    <w:lsdException w:name="Medium Grid 1 Accent 6" w:uiPriority="67"/>
+    <w:lsdException w:name="Medium Grid 2 Accent 6" w:uiPriority="68"/>
+    <w:lsdException w:name="Medium Grid 3 Accent 6" w:uiPriority="69"/>
+    <w:lsdException w:name="Dark List Accent 6" w:uiPriority="70"/>
+    <w:lsdException w:name="Colorful Shading Accent 6" w:uiPriority="71"/>
+    <w:lsdException w:name="Colorful List Accent 6" w:uiPriority="72"/>
+    <w:lsdException w:name="Colorful Grid Accent 6" w:uiPriority="73"/>
+    <w:lsdException w:name="Subtle Emphasis" w:uiPriority="19" w:qFormat="1"/>
+    <w:lsdException w:name="Intense Emphasis" w:uiPriority="21" w:qFormat="1"/>
+    <w:lsdException w:name="Subtle Reference" w:uiPriority="31" w:qFormat="1"/>
+    <w:lsdException w:name="Intense Reference" w:uiPriority="32" w:qFormat="1"/>
+    <w:lsdException w:name="Book Title" w:uiPriority="33" w:qFormat="1"/>
+    <w:lsdException w:name="Bibliography" w:semiHidden="1" w:uiPriority="37" w:unhideWhenUsed="1"/>
+    <w:lsdException w:name="TOC Heading" w:semiHidden="1" w:uiPriority="39" w:unhideWhenUsed="1" w:qFormat="1"/>
+    <w:lsdException w:name="Plain Table 1" w:uiPriority="41"/>
+    <w:lsdException w:name="Plain Table 2" w:uiPriority="42"/>
+    <w:lsdException w:name="Plain Table 3" w:uiPriority="43"/>
+    <w:lsdException w:name="Plain Table 4" w:uiPriority="44"/>
+    <w:lsdException w:name="Plain Table 5" w:uiPriority="45"/>
+    <w:lsdException w:name="Grid Table Light" w:uiPriority="40"/>
+    <w:lsdException w:name="Grid Table 1 Light" w:uiPriority="46"/>
+    <w:lsdException w:name="Grid Table 2" w:uiPriority="47"/>
+    <w:lsdException w:name="Grid Table 3" w:uiPriority="48"/>
+    <w:lsdException w:name="Grid Table 4" w:uiPriority="49"/>
+    <w:lsdException w:name="Grid Table 5 Dark" w:uiPriority="50"/>
+    <w:lsdException w:name="Grid Table 6 Colorful" w:uiPriority="51"/>
+    <w:lsdException w:name="Grid Table 7 Colorful" w:uiPriority="52"/>
+    <w:lsdException w:name="Grid Table 1 Light Accent 1" w:uiPriority="46"/>
+    <w:lsdException w:name="Grid Table 2 Accent 1" w:uiPriority="47"/>
+    <w:lsdException w:name="Grid Table 3 Accent 1" w:uiPriority="48"/>
+    <w:lsdException w:name="Grid Table 4 Accent 1" w:uiPriority="49"/>
+    <w:lsdException w:name="Grid Table 5 Dark Accent 1" w:uiPriority="50"/>
+    <w:lsdException w:name="Grid Table 6 Colorful Accent 1" w:uiPriority="51"/>
+    <w:lsdException w:name="Grid Table 7 Colorful Accent 1" w:uiPriority="52"/>
+    <w:lsdException w:name="Grid Table 1 Light Accent 2" w:uiPriority="46"/>
+    <w:lsdException w:name="Grid Table 2 Accent 2" w:uiPriority="47"/>
+    <w:lsdException w:name="Grid Table 3 Accent 2" w:uiPriority="48"/>
+    <w:lsdException w:name="Grid Table 4 Accent 2" w:uiPriority="49"/>
+    <w:lsdException w:name="Grid Table 5 Dark Accent 2" w:uiPriority="50"/>
+    <w:lsdException w:name="Grid Table 6 Colorful Accent 2" w:uiPriority="51"/>
+    <w:lsdException w:name="Grid Table 7 Colorful Accent 2" w:uiPriority="52"/>
+    <w:lsdException w:name="Grid Table 1 Light Accent 3" w:uiPriority="46"/>
+    <w:lsdException w:name="Grid Table 2 Accent 3" w:uiPriority="47"/>
+    <w:lsdException w:name="Grid Table 3 Accent 3" w:uiPriority="48"/>
+    <w:lsdException w:name="Grid Table 4 Accent 3" w:uiPriority="49"/>
+    <w:lsdException w:name="Grid Table 5 Dark Accent 3" w:uiPriority="50"/>
+    <w:lsdException w:name="Grid Table 6 Colorful Accent 3" w:uiPriority="51"/>
+    <w:lsdException w:name="Grid Table 7 Colorful Accent 3" w:uiPriority="52"/>
+    <w:lsdException w:name="Grid Table 1 Light Accent 4" w:uiPriority="46"/>
+    <w:lsdException w:name="Grid Table 2 Accent 4" w:uiPriority="47"/>
+    <w:lsdException w:name="Grid Table 3 Accent 4" w:uiPriority="48"/>
+    <w:lsdException w:name="Grid Table 4 Accent 4" w:uiPriority="49"/>
+    <w:lsdException w:name="Grid Table 5 Dark Accent 4" w:uiPriority="50"/>
+    <w:lsdException w:name="Grid Table 6 Colorful Accent 4" w:uiPriority="51"/>
+    <w:lsdException w:name="Grid Table 7 Colorful Accent 4" w:uiPriority="52"/>
+    <w:lsdException w:name="Grid Table 1 Light Accent 5" w:uiPriority="46"/>
+    <w:lsdException w:name="Grid Table 2 Accent 5" w:uiPriority="47"/>
+    <w:lsdException w:name="Grid Table 3 Accent 5" w:uiPriority="48"/>
+    <w:lsdException w:name="Grid Table 4 Accent 5" w:uiPriority="49"/>
+    <w:lsdException w:name="Grid Table 5 Dark Accent 5" w:uiPriority="50"/>
+    <w:lsdException w:name="Grid Table 6 Colorful Accent 5" w:uiPriority="51"/>
+    <w:lsdException w:name="Grid Table 7 Colorful Accent 5" w:uiPriority="52"/>
+    <w:lsdException w:name="Grid Table 1 Light Accent 6" w:uiPriority="46"/>
+    <w:lsdException w:name="Grid Table 2 Accent 6" w:uiPriority="47"/>
+    <w:lsdException w:name="Grid Table 3 Accent 6" w:uiPriority="48"/>
+    <w:lsdException w:name="Grid Table 4 Accent 6" w:uiPriority="49"/>
+    <w:lsdException w:name="Grid Table 5 Dark Accent 6" w:uiPriority="50"/>
+    <w:lsdException w:name="Grid Table 6 Colorful Accent 6" w:uiPriority="51"/>
+    <w:lsdException w:name="Grid Table 7 Colorful Accent 6" w:uiPriority="52"/>
+    <w:lsdException w:name="List Table 1 Light" w:uiPriority="46"/>
+    <w:lsdException w:name="List Table 2" w:uiPriority="47"/>
+    <w:lsdException w:name="List Table 3" w:uiPriority="48"/>
+    <w:lsdException w:name="List Table 4" w:uiPriority="49"/>
+    <w:lsdException w:name="List Table 5 Dark" w:uiPriority="50"/>
+    <w:lsdException w:name="List Table 6 Colorful" w:uiPriority="51"/>
+    <w:lsdException w:name="List Table 7 Colorful" w:uiPriority="52"/>
+    <w:lsdException w:name="List Table 1 Light Accent 1" w:uiPriority="46"/>
+    <w:lsdException w:name="List Table 2 Accent 1" w:uiPriority="47"/>
+    <w:lsdException w:name="List Table 3 Accent 1" w:uiPriority="48"/>
+    <w:lsdException w:name="List Table 4 Accent 1" w:uiPriority="49"/>
+    <w:lsdException w:name="List Table 5 Dark Accent 1" w:uiPriority="50"/>
+    <w:lsdException w:name="List Table 6 Colorful Accent 1" w:uiPriority="51"/>
+    <w:lsdException w:name="List Table 7 Colorful Accent 1" w:uiPriority="52"/>
+    <w:lsdException w:name="List Table 1 Light Accent 2" w:uiPriority="46"/>
+    <w:lsdException w:name="List Table 2 Accent 2" w:uiPriority="47"/>
+    <w:lsdException w:name="List Table 3 Accent 2" w:uiPriority="48"/>
+    <w:lsdException w:name="List Table 4 Accent 2" w:uiPriority="49"/>
+    <w:lsdException w:name="List Table 5 Dark Accent 2" w:uiPriority="50"/>
+    <w:lsdException w:name="List Table 6 Colorful Accent 2" w:uiPriority="51"/>
+    <w:lsdException w:name="List Table 7 Colorful Accent 2" w:uiPriority="52"/>
+    <w:lsdException w:name="List Table 1 Light Accent 3" w:uiPriority="46"/>
+    <w:lsdException w:name="List Table 2 Accent 3" w:uiPriority="47"/>
+    <w:lsdException w:name="List Table 3 Accent 3" w:uiPriority="48"/>
+    <w:lsdException w:name="List Table 4 Accent 3" w:uiPriority="49"/>
+    <w:lsdException w:name="List Table 5 Dark Accent 3" w:uiPriority="50"/>
+    <w:lsdException w:name="List Table 6 Colorful Accent 3" w:uiPriority="51"/>
+    <w:lsdException w:name="List Table 7 Colorful Accent 3" w:uiPriority="52"/>
+    <w:lsdException w:name="List Table 1 Light Accent 4" w:uiPriority="46"/>
+    <w:lsdException w:name="List Table 2 Accent 4" w:uiPriority="47"/>
+    <w:lsdException w:name="List Table 3 Accent 4" w:uiPriority="48"/>
+    <w:lsdException w:name="List Table 4 Accent 4" w:uiPriority="49"/>
+    <w:lsdException w:name="List Table 5 Dark Accent 4" w:uiPriority="50"/>
+    <w:lsdException w:name="List Table 6 Colorful Accent 4" w:uiPriority="51"/>
+    <w:lsdException w:name="List Table 7 Colorful Accent 4" w:uiPriority="52"/>
+    <w:lsdException w:name="List Table 1 Light Accent 5" w:uiPriority="46"/>
+    <w:lsdException w:name="List Table 2 Accent 5" w:uiPriority="47"/>
+    <w:lsdException w:name="List Table 3 Accent 5" w:uiPriority="48"/>
+    <w:lsdException w:name="List Table 4 Accent 5" w:uiPriority="49"/>
+    <w:lsdException w:name="List Table 5 Dark Accent 5" w:uiPriority="50"/>
+    <w:lsdException w:name="List Table 6 Colorful Accent 5" w:uiPriority="51"/>
+    <w:lsdException w:name="List Table 7 Colorful Accent 5" w:uiPriority="52"/>
+    <w:lsdException w:name="List Table 1 Light Accent 6" w:uiPriority="46"/>
+    <w:lsdException w:name="List Table 2 Accent 6" w:uiPriority="47"/>
+    <w:lsdException w:name="List Table 3 Accent 6" w:uiPriority="48"/>
+    <w:lsdException w:name="List Table 4 Accent 6" w:uiPriority="49"/>
+    <w:lsdException w:name="List Table 5 Dark Accent 6" w:uiPriority="50"/>
+    <w:lsdException w:name="List Table 6 Colorful Accent 6" w:uiPriority="51"/>
+    <w:lsdException w:name="List Table 7 Colorful Accent 6" w:uiPriority="52"/>
+    <w:lsdException w:name="Mention" w:semiHidden="1" w:unhideWhenUsed="1"/>
+    <w:lsdException w:name="Smart Hyperlink" w:semiHidden="1" w:unhideWhenUsed="1"/>
+    <w:lsdException w:name="Hashtag" w:semiHidden="1" w:unhideWhenUsed="1"/>
+    <w:lsdException w:name="Unresolved Mention" w:semiHidden="1" w:unhideWhenUsed="1"/>
+    <w:lsdException w:name="Smart Link" w:semiHidden="1" w:unhideWhenUsed="1"/>
+  </w:latentStyles>
+  <w:style w:type="paragraph" w:default="1" w:styleId="a">
     <w:name w:val="Normal"/>
-    <w:rPr>
-      <w:rFonts w:ascii="Aptos" w:hAnsi="Aptos"/>
-      <w:sz w:val="22"/>
-    </w:rPr>
+    <w:qFormat/>
     <w:pPr>
       <w:spacing w:after="80" w:line="276" w:lineRule="auto"/>
     </w:pPr>
+    <w:rPr>
+      <w:rFonts w:ascii="Aptos" w:hAnsi="Aptos"/>
+    </w:rPr>
   </w:style>
-  <w:style w:type="paragraph" w:styleId="Title">
+  <w:style w:type="paragraph" w:styleId="1">
+    <w:name w:val="heading 1"/>
+    <w:basedOn w:val="a"/>
+    <w:uiPriority w:val="9"/>
+    <w:qFormat/>
+    <w:pPr>
+      <w:outlineLvl w:val="0"/>
+    </w:pPr>
+    <w:rPr>
+      <w:b/>
+      <w:sz w:val="30"/>
+    </w:rPr>
+  </w:style>
+  <w:style w:type="paragraph" w:styleId="2">
+    <w:name w:val="heading 2"/>
+    <w:basedOn w:val="a"/>
+    <w:uiPriority w:val="9"/>
+    <w:unhideWhenUsed/>
+    <w:qFormat/>
+    <w:pPr>
+      <w:outlineLvl w:val="1"/>
+    </w:pPr>
+    <w:rPr>
+      <w:b/>
+      <w:sz w:val="26"/>
+    </w:rPr>
+  </w:style>
+  <w:style w:type="paragraph" w:styleId="3">
+    <w:name w:val="heading 3"/>
+    <w:basedOn w:val="a"/>
+    <w:uiPriority w:val="9"/>
+    <w:unhideWhenUsed/>
+    <w:qFormat/>
+    <w:pPr>
+      <w:outlineLvl w:val="2"/>
+    </w:pPr>
+    <w:rPr>
+      <w:b/>
+      <w:sz w:val="24"/>
+    </w:rPr>
+  </w:style>
+  <w:style w:type="character" w:default="1" w:styleId="a0">
+    <w:name w:val="Default Paragraph Font"/>
+    <w:uiPriority w:val="1"/>
+    <w:unhideWhenUsed/>
+  </w:style>
+  <w:style w:type="table" w:default="1" w:styleId="a1">
+    <w:name w:val="Normal Table"/>
+    <w:uiPriority w:val="99"/>
+    <w:semiHidden/>
+    <w:unhideWhenUsed/>
+    <w:tblPr>
+      <w:tblInd w:w="0" w:type="dxa"/>
+      <w:tblCellMar>
+        <w:top w:w="0" w:type="dxa"/>
+        <w:left w:w="108" w:type="dxa"/>
+        <w:bottom w:w="0" w:type="dxa"/>
+        <w:right w:w="108" w:type="dxa"/>
+      </w:tblCellMar>
+    </w:tblPr>
+  </w:style>
+  <w:style w:type="numbering" w:default="1" w:styleId="a2">
+    <w:name w:val="No List"/>
+    <w:uiPriority w:val="99"/>
+    <w:semiHidden/>
+    <w:unhideWhenUsed/>
+  </w:style>
+  <w:style w:type="paragraph" w:styleId="a3">
     <w:name w:val="Title"/>
-    <w:basedOn w:val="Normal"/>
+    <w:basedOn w:val="a"/>
+    <w:uiPriority w:val="10"/>
+    <w:qFormat/>
     <w:rPr>
       <w:b/>
       <w:sz w:val="44"/>
     </w:rPr>
   </w:style>
-  <w:style w:type="paragraph" w:styleId="Subtitle">
+  <w:style w:type="paragraph" w:styleId="a4">
     <w:name w:val="Subtitle"/>
-    <w:basedOn w:val="Normal"/>
+    <w:basedOn w:val="a"/>
+    <w:uiPriority w:val="11"/>
+    <w:qFormat/>
     <w:rPr>
       <w:i/>
       <w:sz w:val="24"/>
     </w:rPr>
   </w:style>
-  <w:style w:type="paragraph" w:styleId="Heading1">
-    <w:name w:val="heading 1"/>
-    <w:basedOn w:val="Normal"/>
-    <w:rPr>
-      <w:b/>
-      <w:sz w:val="30"/>
-    </w:rPr>
-  </w:style>
-  <w:style w:type="paragraph" w:styleId="Heading2">
-    <w:name w:val="heading 2"/>
-    <w:basedOn w:val="Normal"/>
-    <w:rPr>
-      <w:b/>
-      <w:sz w:val="26"/>
-    </w:rPr>
-  </w:style>
-  <w:style w:type="paragraph" w:styleId="Heading3">
-    <w:name w:val="heading 3"/>
-    <w:basedOn w:val="Normal"/>
-    <w:rPr>
-      <w:b/>
-      <w:sz w:val="24"/>
-    </w:rPr>
-  </w:style>
-  <w:style w:type="table" w:styleId="TableGrid">
+  <w:style w:type="table" w:styleId="a5">
     <w:name w:val="Table Grid"/>
     <w:tblPr>
       <w:tblBorders>
@@ -1782,7 +2710,378 @@
         <w:insideH w:val="single" w:sz="4" w:space="0" w:color="D9E2F3"/>
         <w:insideV w:val="single" w:sz="4" w:space="0" w:color="D9E2F3"/>
       </w:tblBorders>
+      <w:tblCellMar>
+        <w:top w:w="0" w:type="dxa"/>
+        <w:left w:w="0" w:type="dxa"/>
+        <w:bottom w:w="0" w:type="dxa"/>
+        <w:right w:w="0" w:type="dxa"/>
+      </w:tblCellMar>
     </w:tblPr>
   </w:style>
+  <w:style w:type="paragraph" w:styleId="a6">
+    <w:name w:val="header"/>
+    <w:basedOn w:val="a"/>
+    <w:link w:val="Char"/>
+    <w:uiPriority w:val="99"/>
+    <w:unhideWhenUsed/>
+    <w:rsid w:val="00C36D42"/>
+    <w:pPr>
+      <w:tabs>
+        <w:tab w:val="center" w:pos="4513"/>
+        <w:tab w:val="right" w:pos="9026"/>
+      </w:tabs>
+      <w:snapToGrid w:val="0"/>
+    </w:pPr>
+  </w:style>
+  <w:style w:type="character" w:customStyle="1" w:styleId="Char">
+    <w:name w:val="머리글 Char"/>
+    <w:basedOn w:val="a0"/>
+    <w:link w:val="a6"/>
+    <w:uiPriority w:val="99"/>
+    <w:rsid w:val="00C36D42"/>
+    <w:rPr>
+      <w:rFonts w:ascii="Aptos" w:hAnsi="Aptos"/>
+    </w:rPr>
+  </w:style>
+  <w:style w:type="paragraph" w:styleId="a7">
+    <w:name w:val="footer"/>
+    <w:basedOn w:val="a"/>
+    <w:link w:val="Char0"/>
+    <w:uiPriority w:val="99"/>
+    <w:unhideWhenUsed/>
+    <w:rsid w:val="00C36D42"/>
+    <w:pPr>
+      <w:tabs>
+        <w:tab w:val="center" w:pos="4513"/>
+        <w:tab w:val="right" w:pos="9026"/>
+      </w:tabs>
+      <w:snapToGrid w:val="0"/>
+    </w:pPr>
+  </w:style>
+  <w:style w:type="character" w:customStyle="1" w:styleId="Char0">
+    <w:name w:val="바닥글 Char"/>
+    <w:basedOn w:val="a0"/>
+    <w:link w:val="a7"/>
+    <w:uiPriority w:val="99"/>
+    <w:rsid w:val="00C36D42"/>
+    <w:rPr>
+      <w:rFonts w:ascii="Aptos" w:hAnsi="Aptos"/>
+    </w:rPr>
+  </w:style>
 </w:styles>
+</file>
+
+<file path=word/theme/theme1.xml><?xml version="1.0" encoding="utf-8"?>
+<a:theme xmlns:a="http://schemas.openxmlformats.org/drawingml/2006/main" name="Office 테마">
+  <a:themeElements>
+    <a:clrScheme name="Office">
+      <a:dk1>
+        <a:sysClr val="windowText" lastClr="000000"/>
+      </a:dk1>
+      <a:lt1>
+        <a:sysClr val="window" lastClr="FFFFFF"/>
+      </a:lt1>
+      <a:dk2>
+        <a:srgbClr val="0E2841"/>
+      </a:dk2>
+      <a:lt2>
+        <a:srgbClr val="E8E8E8"/>
+      </a:lt2>
+      <a:accent1>
+        <a:srgbClr val="156082"/>
+      </a:accent1>
+      <a:accent2>
+        <a:srgbClr val="E97132"/>
+      </a:accent2>
+      <a:accent3>
+        <a:srgbClr val="196B24"/>
+      </a:accent3>
+      <a:accent4>
+        <a:srgbClr val="0F9ED5"/>
+      </a:accent4>
+      <a:accent5>
+        <a:srgbClr val="A02B93"/>
+      </a:accent5>
+      <a:accent6>
+        <a:srgbClr val="4EA72E"/>
+      </a:accent6>
+      <a:hlink>
+        <a:srgbClr val="467886"/>
+      </a:hlink>
+      <a:folHlink>
+        <a:srgbClr val="96607D"/>
+      </a:folHlink>
+    </a:clrScheme>
+    <a:fontScheme name="Office">
+      <a:majorFont>
+        <a:latin typeface="맑은 고딕" panose="02110004020202020204"/>
+        <a:ea typeface=""/>
+        <a:cs typeface=""/>
+        <a:font script="Jpan" typeface="游ゴシック Light"/>
+        <a:font script="Hang" typeface="맑은 고딕"/>
+        <a:font script="Hans" typeface="等线 Light"/>
+        <a:font script="Hant" typeface="新細明體"/>
+        <a:font script="Arab" typeface="Times New Roman"/>
+        <a:font script="Hebr" typeface="Times New Roman"/>
+        <a:font script="Thai" typeface="Angsana New"/>
+        <a:font script="Ethi" typeface="Nyala"/>
+        <a:font script="Beng" typeface="Vrinda"/>
+        <a:font script="Gujr" typeface="Shruti"/>
+        <a:font script="Khmr" typeface="MoolBoran"/>
+        <a:font script="Knda" typeface="Tunga"/>
+        <a:font script="Guru" typeface="Raavi"/>
+        <a:font script="Cans" typeface="Euphemia"/>
+        <a:font script="Cher" typeface="Plantagenet Cherokee"/>
+        <a:font script="Yiii" typeface="Microsoft Yi Baiti"/>
+        <a:font script="Tibt" typeface="Microsoft Himalaya"/>
+        <a:font script="Thaa" typeface="MV Boli"/>
+        <a:font script="Deva" typeface="Mangal"/>
+        <a:font script="Telu" typeface="Gautami"/>
+        <a:font script="Taml" typeface="Latha"/>
+        <a:font script="Syrc" typeface="Estrangelo Edessa"/>
+        <a:font script="Orya" typeface="Kalinga"/>
+        <a:font script="Mlym" typeface="Kartika"/>
+        <a:font script="Laoo" typeface="DokChampa"/>
+        <a:font script="Sinh" typeface="Iskoola Pota"/>
+        <a:font script="Mong" typeface="Mongolian Baiti"/>
+        <a:font script="Viet" typeface="Times New Roman"/>
+        <a:font script="Uigh" typeface="Microsoft Uighur"/>
+        <a:font script="Geor" typeface="Sylfaen"/>
+        <a:font script="Armn" typeface="Arial"/>
+        <a:font script="Bugi" typeface="Leelawadee UI"/>
+        <a:font script="Bopo" typeface="Microsoft JhengHei"/>
+        <a:font script="Java" typeface="Javanese Text"/>
+        <a:font script="Lisu" typeface="Segoe UI"/>
+        <a:font script="Mymr" typeface="Myanmar Text"/>
+        <a:font script="Nkoo" typeface="Ebrima"/>
+        <a:font script="Olck" typeface="Nirmala UI"/>
+        <a:font script="Osma" typeface="Ebrima"/>
+        <a:font script="Phag" typeface="Phagspa"/>
+        <a:font script="Syrn" typeface="Estrangelo Edessa"/>
+        <a:font script="Syrj" typeface="Estrangelo Edessa"/>
+        <a:font script="Syre" typeface="Estrangelo Edessa"/>
+        <a:font script="Sora" typeface="Nirmala UI"/>
+        <a:font script="Tale" typeface="Microsoft Tai Le"/>
+        <a:font script="Talu" typeface="Microsoft New Tai Lue"/>
+        <a:font script="Tfng" typeface="Ebrima"/>
+      </a:majorFont>
+      <a:minorFont>
+        <a:latin typeface="맑은 고딕" panose="02110004020202020204"/>
+        <a:ea typeface=""/>
+        <a:cs typeface=""/>
+        <a:font script="Jpan" typeface="游明朝"/>
+        <a:font script="Hang" typeface="맑은 고딕"/>
+        <a:font script="Hans" typeface="等线"/>
+        <a:font script="Hant" typeface="新細明體"/>
+        <a:font script="Arab" typeface="Arial"/>
+        <a:font script="Hebr" typeface="Arial"/>
+        <a:font script="Thai" typeface="Cordia New"/>
+        <a:font script="Ethi" typeface="Nyala"/>
+        <a:font script="Beng" typeface="Vrinda"/>
+        <a:font script="Gujr" typeface="Shruti"/>
+        <a:font script="Khmr" typeface="DaunPenh"/>
+        <a:font script="Knda" typeface="Tunga"/>
+        <a:font script="Guru" typeface="Raavi"/>
+        <a:font script="Cans" typeface="Euphemia"/>
+        <a:font script="Cher" typeface="Plantagenet Cherokee"/>
+        <a:font script="Yiii" typeface="Microsoft Yi Baiti"/>
+        <a:font script="Tibt" typeface="Microsoft Himalaya"/>
+        <a:font script="Thaa" typeface="MV Boli"/>
+        <a:font script="Deva" typeface="Mangal"/>
+        <a:font script="Telu" typeface="Gautami"/>
+        <a:font script="Taml" typeface="Latha"/>
+        <a:font script="Syrc" typeface="Estrangelo Edessa"/>
+        <a:font script="Orya" typeface="Kalinga"/>
+        <a:font script="Mlym" typeface="Kartika"/>
+        <a:font script="Laoo" typeface="DokChampa"/>
+        <a:font script="Sinh" typeface="Iskoola Pota"/>
+        <a:font script="Mong" typeface="Mongolian Baiti"/>
+        <a:font script="Viet" typeface="Arial"/>
+        <a:font script="Uigh" typeface="Microsoft Uighur"/>
+        <a:font script="Geor" typeface="Sylfaen"/>
+        <a:font script="Armn" typeface="Arial"/>
+        <a:font script="Bugi" typeface="Leelawadee UI"/>
+        <a:font script="Bopo" typeface="Microsoft JhengHei"/>
+        <a:font script="Java" typeface="Javanese Text"/>
+        <a:font script="Lisu" typeface="Segoe UI"/>
+        <a:font script="Mymr" typeface="Myanmar Text"/>
+        <a:font script="Nkoo" typeface="Ebrima"/>
+        <a:font script="Olck" typeface="Nirmala UI"/>
+        <a:font script="Osma" typeface="Ebrima"/>
+        <a:font script="Phag" typeface="Phagspa"/>
+        <a:font script="Syrn" typeface="Estrangelo Edessa"/>
+        <a:font script="Syrj" typeface="Estrangelo Edessa"/>
+        <a:font script="Syre" typeface="Estrangelo Edessa"/>
+        <a:font script="Sora" typeface="Nirmala UI"/>
+        <a:font script="Tale" typeface="Microsoft Tai Le"/>
+        <a:font script="Talu" typeface="Microsoft New Tai Lue"/>
+        <a:font script="Tfng" typeface="Ebrima"/>
+      </a:minorFont>
+    </a:fontScheme>
+    <a:fmtScheme name="Office">
+      <a:fillStyleLst>
+        <a:solidFill>
+          <a:schemeClr val="phClr"/>
+        </a:solidFill>
+        <a:gradFill rotWithShape="1">
+          <a:gsLst>
+            <a:gs pos="0">
+              <a:schemeClr val="phClr">
+                <a:lumMod val="110000"/>
+                <a:satMod val="105000"/>
+                <a:tint val="67000"/>
+              </a:schemeClr>
+            </a:gs>
+            <a:gs pos="50000">
+              <a:schemeClr val="phClr">
+                <a:lumMod val="105000"/>
+                <a:satMod val="103000"/>
+                <a:tint val="73000"/>
+              </a:schemeClr>
+            </a:gs>
+            <a:gs pos="100000">
+              <a:schemeClr val="phClr">
+                <a:lumMod val="105000"/>
+                <a:satMod val="109000"/>
+                <a:tint val="81000"/>
+              </a:schemeClr>
+            </a:gs>
+          </a:gsLst>
+          <a:lin ang="5400000" scaled="0"/>
+        </a:gradFill>
+        <a:gradFill rotWithShape="1">
+          <a:gsLst>
+            <a:gs pos="0">
+              <a:schemeClr val="phClr">
+                <a:satMod val="103000"/>
+                <a:lumMod val="102000"/>
+                <a:tint val="94000"/>
+              </a:schemeClr>
+            </a:gs>
+            <a:gs pos="50000">
+              <a:schemeClr val="phClr">
+                <a:satMod val="110000"/>
+                <a:lumMod val="100000"/>
+                <a:shade val="100000"/>
+              </a:schemeClr>
+            </a:gs>
+            <a:gs pos="100000">
+              <a:schemeClr val="phClr">
+                <a:lumMod val="99000"/>
+                <a:satMod val="120000"/>
+                <a:shade val="78000"/>
+              </a:schemeClr>
+            </a:gs>
+          </a:gsLst>
+          <a:lin ang="5400000" scaled="0"/>
+        </a:gradFill>
+      </a:fillStyleLst>
+      <a:lnStyleLst>
+        <a:ln w="12700" cap="flat" cmpd="sng" algn="ctr">
+          <a:solidFill>
+            <a:schemeClr val="phClr"/>
+          </a:solidFill>
+          <a:prstDash val="solid"/>
+          <a:miter lim="800000"/>
+        </a:ln>
+        <a:ln w="19050" cap="flat" cmpd="sng" algn="ctr">
+          <a:solidFill>
+            <a:schemeClr val="phClr"/>
+          </a:solidFill>
+          <a:prstDash val="solid"/>
+          <a:miter lim="800000"/>
+        </a:ln>
+        <a:ln w="25400" cap="flat" cmpd="sng" algn="ctr">
+          <a:solidFill>
+            <a:schemeClr val="phClr"/>
+          </a:solidFill>
+          <a:prstDash val="solid"/>
+          <a:miter lim="800000"/>
+        </a:ln>
+      </a:lnStyleLst>
+      <a:effectStyleLst>
+        <a:effectStyle>
+          <a:effectLst/>
+        </a:effectStyle>
+        <a:effectStyle>
+          <a:effectLst/>
+        </a:effectStyle>
+        <a:effectStyle>
+          <a:effectLst>
+            <a:outerShdw blurRad="57150" dist="19050" dir="5400000" algn="ctr" rotWithShape="0">
+              <a:srgbClr val="000000">
+                <a:alpha val="63000"/>
+              </a:srgbClr>
+            </a:outerShdw>
+          </a:effectLst>
+        </a:effectStyle>
+      </a:effectStyleLst>
+      <a:bgFillStyleLst>
+        <a:solidFill>
+          <a:schemeClr val="phClr"/>
+        </a:solidFill>
+        <a:solidFill>
+          <a:schemeClr val="phClr">
+            <a:tint val="95000"/>
+            <a:satMod val="170000"/>
+          </a:schemeClr>
+        </a:solidFill>
+        <a:gradFill rotWithShape="1">
+          <a:gsLst>
+            <a:gs pos="0">
+              <a:schemeClr val="phClr">
+                <a:tint val="93000"/>
+                <a:satMod val="150000"/>
+                <a:shade val="98000"/>
+                <a:lumMod val="102000"/>
+              </a:schemeClr>
+            </a:gs>
+            <a:gs pos="50000">
+              <a:schemeClr val="phClr">
+                <a:tint val="98000"/>
+                <a:satMod val="130000"/>
+                <a:shade val="90000"/>
+                <a:lumMod val="103000"/>
+              </a:schemeClr>
+            </a:gs>
+            <a:gs pos="100000">
+              <a:schemeClr val="phClr">
+                <a:shade val="63000"/>
+                <a:satMod val="120000"/>
+              </a:schemeClr>
+            </a:gs>
+          </a:gsLst>
+          <a:lin ang="5400000" scaled="0"/>
+        </a:gradFill>
+      </a:bgFillStyleLst>
+    </a:fmtScheme>
+  </a:themeElements>
+  <a:objectDefaults>
+    <a:lnDef>
+      <a:spPr/>
+      <a:bodyPr/>
+      <a:lstStyle/>
+      <a:style>
+        <a:lnRef idx="2">
+          <a:schemeClr val="accent1"/>
+        </a:lnRef>
+        <a:fillRef idx="0">
+          <a:schemeClr val="accent1"/>
+        </a:fillRef>
+        <a:effectRef idx="1">
+          <a:schemeClr val="accent1"/>
+        </a:effectRef>
+        <a:fontRef idx="minor">
+          <a:schemeClr val="tx1"/>
+        </a:fontRef>
+      </a:style>
+    </a:lnDef>
+  </a:objectDefaults>
+  <a:extraClrSchemeLst/>
+  <a:extLst>
+    <a:ext uri="{05A4C25C-085E-4340-85A3-A5531E510DB2}">
+      <thm15:themeFamily xmlns:thm15="http://schemas.microsoft.com/office/thememl/2012/main" name="Office Theme" id="{2E142A2C-CD16-42D6-873A-C26D2A0506FA}" vid="{1BDDFF52-6CD6-40A5-AB3C-68EB2F1E4D0A}"/>
+    </a:ext>
+  </a:extLst>
+</a:theme>
 </file>